--- a/2 курс ВятГу/2 семестр/Компьютерные технологии/лабы/1.docx
+++ b/2 курс ВятГу/2 семестр/Компьютерные технологии/лабы/1.docx
@@ -1,9 +1,10 @@
 
 <file path=word/document.xml><?xml version="1.0" encoding="utf-8"?>
-<w:document xmlns:wpc="http://schemas.microsoft.com/office/word/2010/wordprocessingCanvas" xmlns:cx="http://schemas.microsoft.com/office/drawing/2014/chartex" xmlns:cx1="http://schemas.microsoft.com/office/drawing/2015/9/8/chartex" xmlns:cx2="http://schemas.microsoft.com/office/drawing/2015/10/21/chartex" xmlns:cx3="http://schemas.microsoft.com/office/drawing/2016/5/9/chartex" xmlns:cx4="http://schemas.microsoft.com/office/drawing/2016/5/10/chartex" xmlns:cx5="http://schemas.microsoft.com/office/drawing/2016/5/11/chartex" xmlns:cx6="http://schemas.microsoft.com/office/drawing/2016/5/12/chartex" xmlns:cx7="http://schemas.microsoft.com/office/drawing/2016/5/13/chartex" xmlns:cx8="http://schemas.microsoft.com/office/drawing/2016/5/14/chartex" xmlns:mc="http://schemas.openxmlformats.org/markup-compatibility/2006" xmlns:aink="http://schemas.microsoft.com/office/drawing/2016/ink" xmlns:am3d="http://schemas.microsoft.com/office/drawing/2017/model3d" xmlns:o="urn:schemas-microsoft-com:office:office" xmlns:oel="http://schemas.microsoft.com/office/2019/extlst" xmlns:r="http://schemas.openxmlformats.org/officeDocument/2006/relationships" xmlns:m="http://schemas.openxmlformats.org/officeDocument/2006/math" xmlns:v="urn:schemas-microsoft-com:vml" xmlns:wp14="http://schemas.microsoft.com/office/word/2010/wordprocessingDrawing" xmlns:wp="http://schemas.openxmlformats.org/drawingml/2006/wordprocessingDrawing" xmlns:w10="urn:schemas-microsoft-com:office:word" xmlns:w="http://schemas.openxmlformats.org/wordprocessingml/2006/main" xmlns:w14="http://schemas.microsoft.com/office/word/2010/wordml" xmlns:w15="http://schemas.microsoft.com/office/word/2012/wordml" xmlns:w16cex="http://schemas.microsoft.com/office/word/2018/wordml/cex" xmlns:w16cid="http://schemas.microsoft.com/office/word/2016/wordml/cid" xmlns:w16="http://schemas.microsoft.com/office/word/2018/wordml" xmlns:w16du="http://schemas.microsoft.com/office/word/2023/wordml/word16du" xmlns:w16sdtdh="http://schemas.microsoft.com/office/word/2020/wordml/sdtdatahash" xmlns:w16sdtfl="http://schemas.microsoft.com/office/word/2024/wordml/sdtformatlock" xmlns:w16se="http://schemas.microsoft.com/office/word/2015/wordml/symex" xmlns:wpg="http://schemas.microsoft.com/office/word/2010/wordprocessingGroup" xmlns:wpi="http://schemas.microsoft.com/office/word/2010/wordprocessingInk" xmlns:wne="http://schemas.microsoft.com/office/word/2006/wordml" xmlns:wps="http://schemas.microsoft.com/office/word/2010/wordprocessingShape" mc:Ignorable="w14 w15 w16se w16cid w16 w16cex w16sdtdh w16sdtfl w16du wp14">
+<w:document xmlns:wpc="http://schemas.microsoft.com/office/word/2010/wordprocessingCanvas" xmlns:cx="http://schemas.microsoft.com/office/drawing/2014/chartex" xmlns:cx1="http://schemas.microsoft.com/office/drawing/2015/9/8/chartex" xmlns:cx2="http://schemas.microsoft.com/office/drawing/2015/10/21/chartex" xmlns:cx3="http://schemas.microsoft.com/office/drawing/2016/5/9/chartex" xmlns:cx4="http://schemas.microsoft.com/office/drawing/2016/5/10/chartex" xmlns:cx5="http://schemas.microsoft.com/office/drawing/2016/5/11/chartex" xmlns:cx6="http://schemas.microsoft.com/office/drawing/2016/5/12/chartex" xmlns:cx7="http://schemas.microsoft.com/office/drawing/2016/5/13/chartex" xmlns:cx8="http://schemas.microsoft.com/office/drawing/2016/5/14/chartex" xmlns:mc="http://schemas.openxmlformats.org/markup-compatibility/2006" xmlns:aink="http://schemas.microsoft.com/office/drawing/2016/ink" xmlns:am3d="http://schemas.microsoft.com/office/drawing/2017/model3d" xmlns:o="urn:schemas-microsoft-com:office:office" xmlns:r="http://schemas.openxmlformats.org/officeDocument/2006/relationships" xmlns:m="http://schemas.openxmlformats.org/officeDocument/2006/math" xmlns:v="urn:schemas-microsoft-com:vml" xmlns:wp14="http://schemas.microsoft.com/office/word/2010/wordprocessingDrawing" xmlns:wp="http://schemas.openxmlformats.org/drawingml/2006/wordprocessingDrawing" xmlns:w10="urn:schemas-microsoft-com:office:word" xmlns:w="http://schemas.openxmlformats.org/wordprocessingml/2006/main" xmlns:w14="http://schemas.microsoft.com/office/word/2010/wordml" xmlns:w15="http://schemas.microsoft.com/office/word/2012/wordml" xmlns:w16cid="http://schemas.microsoft.com/office/word/2016/wordml/cid" xmlns:w16se="http://schemas.microsoft.com/office/word/2015/wordml/symex" xmlns:wpg="http://schemas.microsoft.com/office/word/2010/wordprocessingGroup" xmlns:wpi="http://schemas.microsoft.com/office/word/2010/wordprocessingInk" xmlns:wne="http://schemas.microsoft.com/office/word/2006/wordml" xmlns:wps="http://schemas.microsoft.com/office/word/2010/wordprocessingShape" mc:Ignorable="w14 w15 w16se w16cid wp14">
   <w:body>
     <w:p>
       <w:pPr>
+        <w:jc w:val="center"/>
         <w:rPr>
           <w:rFonts w:ascii="Times New Roman" w:hAnsi="Times New Roman" w:cs="Times New Roman"/>
           <w:sz w:val="28"/>
@@ -18,6 +19,16 @@
         </w:rPr>
         <w:t>ЛАБОРАТОРНАЯ РАБОТА №1 «УТИЛИТЫ КОМАНДНОЙ СТРОКИ ДЛЯ РАБОТЫ С СЕТЬЮ»</w:t>
       </w:r>
+    </w:p>
+    <w:p>
+      <w:pPr>
+        <w:jc w:val="center"/>
+        <w:rPr>
+          <w:rFonts w:ascii="Times New Roman" w:hAnsi="Times New Roman" w:cs="Times New Roman"/>
+          <w:sz w:val="28"/>
+          <w:szCs w:val="28"/>
+        </w:rPr>
+      </w:pPr>
     </w:p>
     <w:p>
       <w:pPr>
@@ -237,6 +248,7 @@
                 <w:szCs w:val="28"/>
               </w:rPr>
             </w:pPr>
+            <w:proofErr w:type="spellStart"/>
             <w:r>
               <w:rPr>
                 <w:rFonts w:ascii="Times New Roman" w:hAnsi="Times New Roman" w:cs="Times New Roman"/>
@@ -245,6 +257,7 @@
               </w:rPr>
               <w:t>hostname</w:t>
             </w:r>
+            <w:proofErr w:type="spellEnd"/>
           </w:p>
         </w:tc>
       </w:tr>
@@ -343,14 +356,34 @@
                 <w:szCs w:val="28"/>
               </w:rPr>
             </w:pPr>
+            <w:proofErr w:type="spellStart"/>
             <w:r>
               <w:rPr>
                 <w:rFonts w:ascii="Times New Roman" w:hAnsi="Times New Roman" w:cs="Times New Roman"/>
                 <w:sz w:val="28"/>
                 <w:szCs w:val="28"/>
               </w:rPr>
-              <w:t>ipconfig /all</w:t>
-            </w:r>
+              <w:t>ipconfig</w:t>
+            </w:r>
+            <w:proofErr w:type="spellEnd"/>
+            <w:r>
+              <w:rPr>
+                <w:rFonts w:ascii="Times New Roman" w:hAnsi="Times New Roman" w:cs="Times New Roman"/>
+                <w:sz w:val="28"/>
+                <w:szCs w:val="28"/>
+              </w:rPr>
+              <w:t xml:space="preserve"> /</w:t>
+            </w:r>
+            <w:proofErr w:type="spellStart"/>
+            <w:r>
+              <w:rPr>
+                <w:rFonts w:ascii="Times New Roman" w:hAnsi="Times New Roman" w:cs="Times New Roman"/>
+                <w:sz w:val="28"/>
+                <w:szCs w:val="28"/>
+              </w:rPr>
+              <w:t>all</w:t>
+            </w:r>
+            <w:proofErr w:type="spellEnd"/>
           </w:p>
         </w:tc>
       </w:tr>
@@ -449,14 +482,34 @@
                 <w:szCs w:val="28"/>
               </w:rPr>
             </w:pPr>
+            <w:proofErr w:type="spellStart"/>
             <w:r>
               <w:rPr>
                 <w:rFonts w:ascii="Times New Roman" w:hAnsi="Times New Roman" w:cs="Times New Roman"/>
                 <w:sz w:val="28"/>
                 <w:szCs w:val="28"/>
               </w:rPr>
-              <w:t>ipconfig /all</w:t>
-            </w:r>
+              <w:t>ipconfig</w:t>
+            </w:r>
+            <w:proofErr w:type="spellEnd"/>
+            <w:r>
+              <w:rPr>
+                <w:rFonts w:ascii="Times New Roman" w:hAnsi="Times New Roman" w:cs="Times New Roman"/>
+                <w:sz w:val="28"/>
+                <w:szCs w:val="28"/>
+              </w:rPr>
+              <w:t xml:space="preserve"> /</w:t>
+            </w:r>
+            <w:proofErr w:type="spellStart"/>
+            <w:r>
+              <w:rPr>
+                <w:rFonts w:ascii="Times New Roman" w:hAnsi="Times New Roman" w:cs="Times New Roman"/>
+                <w:sz w:val="28"/>
+                <w:szCs w:val="28"/>
+              </w:rPr>
+              <w:t>all</w:t>
+            </w:r>
+            <w:proofErr w:type="spellEnd"/>
           </w:p>
         </w:tc>
       </w:tr>
@@ -555,14 +608,34 @@
                 <w:szCs w:val="28"/>
               </w:rPr>
             </w:pPr>
+            <w:proofErr w:type="spellStart"/>
             <w:r>
               <w:rPr>
                 <w:rFonts w:ascii="Times New Roman" w:hAnsi="Times New Roman" w:cs="Times New Roman"/>
                 <w:sz w:val="28"/>
                 <w:szCs w:val="28"/>
               </w:rPr>
-              <w:t>ipconfig /all</w:t>
-            </w:r>
+              <w:t>ipconfig</w:t>
+            </w:r>
+            <w:proofErr w:type="spellEnd"/>
+            <w:r>
+              <w:rPr>
+                <w:rFonts w:ascii="Times New Roman" w:hAnsi="Times New Roman" w:cs="Times New Roman"/>
+                <w:sz w:val="28"/>
+                <w:szCs w:val="28"/>
+              </w:rPr>
+              <w:t xml:space="preserve"> /</w:t>
+            </w:r>
+            <w:proofErr w:type="spellStart"/>
+            <w:r>
+              <w:rPr>
+                <w:rFonts w:ascii="Times New Roman" w:hAnsi="Times New Roman" w:cs="Times New Roman"/>
+                <w:sz w:val="28"/>
+                <w:szCs w:val="28"/>
+              </w:rPr>
+              <w:t>all</w:t>
+            </w:r>
+            <w:proofErr w:type="spellEnd"/>
           </w:p>
         </w:tc>
       </w:tr>
@@ -661,14 +734,34 @@
                 <w:szCs w:val="28"/>
               </w:rPr>
             </w:pPr>
+            <w:proofErr w:type="spellStart"/>
             <w:r>
               <w:rPr>
                 <w:rFonts w:ascii="Times New Roman" w:hAnsi="Times New Roman" w:cs="Times New Roman"/>
                 <w:sz w:val="28"/>
                 <w:szCs w:val="28"/>
               </w:rPr>
-              <w:t>ipconfig /all</w:t>
-            </w:r>
+              <w:t>ipconfig</w:t>
+            </w:r>
+            <w:proofErr w:type="spellEnd"/>
+            <w:r>
+              <w:rPr>
+                <w:rFonts w:ascii="Times New Roman" w:hAnsi="Times New Roman" w:cs="Times New Roman"/>
+                <w:sz w:val="28"/>
+                <w:szCs w:val="28"/>
+              </w:rPr>
+              <w:t xml:space="preserve"> /</w:t>
+            </w:r>
+            <w:proofErr w:type="spellStart"/>
+            <w:r>
+              <w:rPr>
+                <w:rFonts w:ascii="Times New Roman" w:hAnsi="Times New Roman" w:cs="Times New Roman"/>
+                <w:sz w:val="28"/>
+                <w:szCs w:val="28"/>
+              </w:rPr>
+              <w:t>all</w:t>
+            </w:r>
+            <w:proofErr w:type="spellEnd"/>
           </w:p>
         </w:tc>
       </w:tr>
@@ -735,6 +828,7 @@
       <w:r>
         <w:rPr>
           <w:rFonts w:ascii="Times New Roman" w:hAnsi="Times New Roman" w:cs="Times New Roman"/>
+          <w:noProof/>
           <w:sz w:val="28"/>
           <w:szCs w:val="28"/>
         </w:rPr>
@@ -824,9 +918,11 @@
       <w:r>
         <w:rPr>
           <w:rFonts w:ascii="Times New Roman" w:hAnsi="Times New Roman" w:cs="Times New Roman"/>
-          <w:sz w:val="28"/>
-          <w:szCs w:val="28"/>
-        </w:rPr>
+          <w:noProof/>
+          <w:sz w:val="28"/>
+          <w:szCs w:val="28"/>
+        </w:rPr>
+        <w:lastRenderedPageBreak/>
         <w:drawing>
           <wp:inline distT="0" distB="0" distL="0" distR="0" wp14:anchorId="5360DD51" wp14:editId="46175613">
             <wp:extent cx="3591426" cy="1038370"/>
@@ -883,7 +979,6 @@
           <w:sz w:val="28"/>
           <w:szCs w:val="28"/>
         </w:rPr>
-        <w:lastRenderedPageBreak/>
         <w:t>Задание 3</w:t>
       </w:r>
     </w:p>
@@ -901,8 +996,8 @@
         <w:tblLook w:val="04A0" w:firstRow="1" w:lastRow="0" w:firstColumn="1" w:lastColumn="0" w:noHBand="0" w:noVBand="1"/>
       </w:tblPr>
       <w:tblGrid>
-        <w:gridCol w:w="1528"/>
-        <w:gridCol w:w="1717"/>
+        <w:gridCol w:w="1543"/>
+        <w:gridCol w:w="1836"/>
         <w:gridCol w:w="2430"/>
         <w:gridCol w:w="3818"/>
       </w:tblGrid>
@@ -925,6 +1020,8 @@
                 <w:rFonts w:ascii="Times New Roman" w:eastAsia="Times New Roman" w:hAnsi="Times New Roman" w:cs="Times New Roman"/>
                 <w:color w:val="000000"/>
                 <w:kern w:val="0"/>
+                <w:sz w:val="24"/>
+                <w:szCs w:val="24"/>
                 <w:lang w:eastAsia="ru-RU"/>
                 <w14:ligatures w14:val="none"/>
               </w:rPr>
@@ -934,6 +1031,8 @@
                 <w:rFonts w:ascii="Times New Roman" w:eastAsia="Times New Roman" w:hAnsi="Times New Roman" w:cs="Times New Roman"/>
                 <w:color w:val="000000"/>
                 <w:kern w:val="0"/>
+                <w:sz w:val="24"/>
+                <w:szCs w:val="24"/>
                 <w:lang w:eastAsia="ru-RU"/>
                 <w14:ligatures w14:val="none"/>
               </w:rPr>
@@ -956,6 +1055,8 @@
                 <w:rFonts w:ascii="Times New Roman" w:eastAsia="Times New Roman" w:hAnsi="Times New Roman" w:cs="Times New Roman"/>
                 <w:color w:val="000000"/>
                 <w:kern w:val="0"/>
+                <w:sz w:val="24"/>
+                <w:szCs w:val="24"/>
                 <w:lang w:eastAsia="ru-RU"/>
                 <w14:ligatures w14:val="none"/>
               </w:rPr>
@@ -965,6 +1066,8 @@
                 <w:rFonts w:ascii="Times New Roman" w:eastAsia="Times New Roman" w:hAnsi="Times New Roman" w:cs="Times New Roman"/>
                 <w:color w:val="000000"/>
                 <w:kern w:val="0"/>
+                <w:sz w:val="24"/>
+                <w:szCs w:val="24"/>
                 <w:lang w:eastAsia="ru-RU"/>
                 <w14:ligatures w14:val="none"/>
               </w:rPr>
@@ -987,6 +1090,8 @@
                 <w:rFonts w:ascii="Times New Roman" w:eastAsia="Times New Roman" w:hAnsi="Times New Roman" w:cs="Times New Roman"/>
                 <w:color w:val="000000"/>
                 <w:kern w:val="0"/>
+                <w:sz w:val="24"/>
+                <w:szCs w:val="24"/>
                 <w:lang w:eastAsia="ru-RU"/>
                 <w14:ligatures w14:val="none"/>
               </w:rPr>
@@ -996,6 +1101,8 @@
                 <w:rFonts w:ascii="Times New Roman" w:eastAsia="Times New Roman" w:hAnsi="Times New Roman" w:cs="Times New Roman"/>
                 <w:color w:val="000000"/>
                 <w:kern w:val="0"/>
+                <w:sz w:val="24"/>
+                <w:szCs w:val="24"/>
                 <w:lang w:eastAsia="ru-RU"/>
                 <w14:ligatures w14:val="none"/>
               </w:rPr>
@@ -1018,6 +1125,8 @@
                 <w:rFonts w:ascii="Times New Roman" w:eastAsia="Times New Roman" w:hAnsi="Times New Roman" w:cs="Times New Roman"/>
                 <w:color w:val="000000"/>
                 <w:kern w:val="0"/>
+                <w:sz w:val="24"/>
+                <w:szCs w:val="24"/>
                 <w:lang w:eastAsia="ru-RU"/>
                 <w14:ligatures w14:val="none"/>
               </w:rPr>
@@ -1027,10 +1136,38 @@
                 <w:rFonts w:ascii="Times New Roman" w:eastAsia="Times New Roman" w:hAnsi="Times New Roman" w:cs="Times New Roman"/>
                 <w:color w:val="000000"/>
                 <w:kern w:val="0"/>
-                <w:lang w:eastAsia="ru-RU"/>
-                <w14:ligatures w14:val="none"/>
-              </w:rPr>
-              <w:t>Среднее время приема-передачи (мс)</w:t>
+                <w:sz w:val="24"/>
+                <w:szCs w:val="24"/>
+                <w:lang w:eastAsia="ru-RU"/>
+                <w14:ligatures w14:val="none"/>
+              </w:rPr>
+              <w:t>Среднее время приема-передачи (</w:t>
+            </w:r>
+            <w:proofErr w:type="spellStart"/>
+            <w:r>
+              <w:rPr>
+                <w:rFonts w:ascii="Times New Roman" w:eastAsia="Times New Roman" w:hAnsi="Times New Roman" w:cs="Times New Roman"/>
+                <w:color w:val="000000"/>
+                <w:kern w:val="0"/>
+                <w:sz w:val="24"/>
+                <w:szCs w:val="24"/>
+                <w:lang w:eastAsia="ru-RU"/>
+                <w14:ligatures w14:val="none"/>
+              </w:rPr>
+              <w:t>мс</w:t>
+            </w:r>
+            <w:proofErr w:type="spellEnd"/>
+            <w:r>
+              <w:rPr>
+                <w:rFonts w:ascii="Times New Roman" w:eastAsia="Times New Roman" w:hAnsi="Times New Roman" w:cs="Times New Roman"/>
+                <w:color w:val="000000"/>
+                <w:kern w:val="0"/>
+                <w:sz w:val="24"/>
+                <w:szCs w:val="24"/>
+                <w:lang w:eastAsia="ru-RU"/>
+                <w14:ligatures w14:val="none"/>
+              </w:rPr>
+              <w:t>)</w:t>
             </w:r>
           </w:p>
         </w:tc>
@@ -1054,6 +1191,8 @@
                 <w:rFonts w:ascii="Times New Roman" w:eastAsia="Times New Roman" w:hAnsi="Times New Roman" w:cs="Times New Roman"/>
                 <w:color w:val="000000"/>
                 <w:kern w:val="0"/>
+                <w:sz w:val="24"/>
+                <w:szCs w:val="24"/>
                 <w:lang w:eastAsia="ru-RU"/>
                 <w14:ligatures w14:val="none"/>
               </w:rPr>
@@ -1063,6 +1202,8 @@
                 <w:rFonts w:ascii="Times New Roman" w:eastAsia="Times New Roman" w:hAnsi="Times New Roman" w:cs="Times New Roman"/>
                 <w:color w:val="000000"/>
                 <w:kern w:val="0"/>
+                <w:sz w:val="24"/>
+                <w:szCs w:val="24"/>
                 <w:lang w:eastAsia="ru-RU"/>
                 <w14:ligatures w14:val="none"/>
               </w:rPr>
@@ -1085,6 +1226,8 @@
                 <w:rFonts w:ascii="Times New Roman" w:eastAsia="Times New Roman" w:hAnsi="Times New Roman" w:cs="Times New Roman"/>
                 <w:color w:val="000000"/>
                 <w:kern w:val="0"/>
+                <w:sz w:val="24"/>
+                <w:szCs w:val="24"/>
                 <w:lang w:eastAsia="ru-RU"/>
                 <w14:ligatures w14:val="none"/>
               </w:rPr>
@@ -1094,6 +1237,8 @@
                 <w:rFonts w:ascii="Times New Roman" w:eastAsia="Times New Roman" w:hAnsi="Times New Roman" w:cs="Times New Roman"/>
                 <w:color w:val="000000"/>
                 <w:kern w:val="0"/>
+                <w:sz w:val="24"/>
+                <w:szCs w:val="24"/>
                 <w:lang w:eastAsia="ru-RU"/>
                 <w14:ligatures w14:val="none"/>
               </w:rPr>
@@ -1116,6 +1261,8 @@
                 <w:rFonts w:ascii="Times New Roman" w:eastAsia="Times New Roman" w:hAnsi="Times New Roman" w:cs="Times New Roman"/>
                 <w:color w:val="000000"/>
                 <w:kern w:val="0"/>
+                <w:sz w:val="24"/>
+                <w:szCs w:val="24"/>
                 <w:lang w:eastAsia="ru-RU"/>
                 <w14:ligatures w14:val="none"/>
               </w:rPr>
@@ -1125,6 +1272,8 @@
                 <w:rFonts w:ascii="Times New Roman" w:eastAsia="Times New Roman" w:hAnsi="Times New Roman" w:cs="Times New Roman"/>
                 <w:color w:val="000000"/>
                 <w:kern w:val="0"/>
+                <w:sz w:val="24"/>
+                <w:szCs w:val="24"/>
                 <w:lang w:eastAsia="ru-RU"/>
                 <w14:ligatures w14:val="none"/>
               </w:rPr>
@@ -1147,6 +1296,8 @@
                 <w:rFonts w:ascii="Times New Roman" w:eastAsia="Times New Roman" w:hAnsi="Times New Roman" w:cs="Times New Roman"/>
                 <w:color w:val="000000"/>
                 <w:kern w:val="0"/>
+                <w:sz w:val="24"/>
+                <w:szCs w:val="24"/>
                 <w:lang w:eastAsia="ru-RU"/>
                 <w14:ligatures w14:val="none"/>
               </w:rPr>
@@ -1156,6 +1307,8 @@
                 <w:rFonts w:ascii="Times New Roman" w:eastAsia="Times New Roman" w:hAnsi="Times New Roman" w:cs="Times New Roman"/>
                 <w:color w:val="000000"/>
                 <w:kern w:val="0"/>
+                <w:sz w:val="24"/>
+                <w:szCs w:val="24"/>
                 <w:lang w:eastAsia="ru-RU"/>
                 <w14:ligatures w14:val="none"/>
               </w:rPr>
@@ -1183,6 +1336,8 @@
                 <w:rFonts w:ascii="Times New Roman" w:eastAsia="Times New Roman" w:hAnsi="Times New Roman" w:cs="Times New Roman"/>
                 <w:color w:val="000000"/>
                 <w:kern w:val="0"/>
+                <w:sz w:val="24"/>
+                <w:szCs w:val="24"/>
                 <w:lang w:eastAsia="ru-RU"/>
                 <w14:ligatures w14:val="none"/>
               </w:rPr>
@@ -1192,6 +1347,8 @@
                 <w:rFonts w:ascii="Times New Roman" w:eastAsia="Times New Roman" w:hAnsi="Times New Roman" w:cs="Times New Roman"/>
                 <w:color w:val="000000"/>
                 <w:kern w:val="0"/>
+                <w:sz w:val="24"/>
+                <w:szCs w:val="24"/>
                 <w:lang w:eastAsia="ru-RU"/>
                 <w14:ligatures w14:val="none"/>
               </w:rPr>
@@ -1214,6 +1371,8 @@
                 <w:rFonts w:ascii="Times New Roman" w:eastAsia="Times New Roman" w:hAnsi="Times New Roman" w:cs="Times New Roman"/>
                 <w:color w:val="000000"/>
                 <w:kern w:val="0"/>
+                <w:sz w:val="24"/>
+                <w:szCs w:val="24"/>
                 <w:lang w:eastAsia="ru-RU"/>
                 <w14:ligatures w14:val="none"/>
               </w:rPr>
@@ -1223,6 +1382,8 @@
                 <w:rFonts w:ascii="Times New Roman" w:eastAsia="Times New Roman" w:hAnsi="Times New Roman" w:cs="Times New Roman"/>
                 <w:color w:val="000000"/>
                 <w:kern w:val="0"/>
+                <w:sz w:val="24"/>
+                <w:szCs w:val="24"/>
                 <w:lang w:eastAsia="ru-RU"/>
                 <w14:ligatures w14:val="none"/>
               </w:rPr>
@@ -1245,6 +1406,8 @@
                 <w:rFonts w:ascii="Times New Roman" w:eastAsia="Times New Roman" w:hAnsi="Times New Roman" w:cs="Times New Roman"/>
                 <w:color w:val="000000"/>
                 <w:kern w:val="0"/>
+                <w:sz w:val="24"/>
+                <w:szCs w:val="24"/>
                 <w:lang w:eastAsia="ru-RU"/>
                 <w14:ligatures w14:val="none"/>
               </w:rPr>
@@ -1254,6 +1417,8 @@
                 <w:rFonts w:ascii="Times New Roman" w:eastAsia="Times New Roman" w:hAnsi="Times New Roman" w:cs="Times New Roman"/>
                 <w:color w:val="000000"/>
                 <w:kern w:val="0"/>
+                <w:sz w:val="24"/>
+                <w:szCs w:val="24"/>
                 <w:lang w:eastAsia="ru-RU"/>
                 <w14:ligatures w14:val="none"/>
               </w:rPr>
@@ -1276,6 +1441,8 @@
                 <w:rFonts w:ascii="Times New Roman" w:eastAsia="Times New Roman" w:hAnsi="Times New Roman" w:cs="Times New Roman"/>
                 <w:color w:val="000000"/>
                 <w:kern w:val="0"/>
+                <w:sz w:val="24"/>
+                <w:szCs w:val="24"/>
                 <w:lang w:eastAsia="ru-RU"/>
                 <w14:ligatures w14:val="none"/>
               </w:rPr>
@@ -1285,6 +1452,8 @@
                 <w:rFonts w:ascii="Times New Roman" w:eastAsia="Times New Roman" w:hAnsi="Times New Roman" w:cs="Times New Roman"/>
                 <w:color w:val="000000"/>
                 <w:kern w:val="0"/>
+                <w:sz w:val="24"/>
+                <w:szCs w:val="24"/>
                 <w:lang w:eastAsia="ru-RU"/>
                 <w14:ligatures w14:val="none"/>
               </w:rPr>
@@ -1324,6 +1493,7 @@
           <w:rFonts w:ascii="Times New Roman" w:hAnsi="Times New Roman" w:cs="Times New Roman"/>
           <w:b/>
           <w:bCs/>
+          <w:noProof/>
           <w:sz w:val="28"/>
           <w:szCs w:val="28"/>
         </w:rPr>
@@ -1368,6 +1538,7 @@
           <w:rFonts w:ascii="Times New Roman" w:hAnsi="Times New Roman" w:cs="Times New Roman"/>
           <w:b/>
           <w:bCs/>
+          <w:noProof/>
           <w:sz w:val="28"/>
           <w:szCs w:val="28"/>
         </w:rPr>
@@ -1602,11 +1773,10 @@
               <w:jc w:val="both"/>
               <w:rPr>
                 <w:rFonts w:ascii="Times New Roman" w:eastAsia="Times New Roman" w:hAnsi="Times New Roman" w:cs="Times New Roman"/>
-                <w:color w:val="0563C1"/>
-                <w:kern w:val="0"/>
-                <w:sz w:val="24"/>
-                <w:szCs w:val="24"/>
-                <w:u w:val="single"/>
+                <w:color w:val="000000" w:themeColor="text1"/>
+                <w:kern w:val="0"/>
+                <w:sz w:val="24"/>
+                <w:szCs w:val="24"/>
                 <w:lang w:eastAsia="ru-RU"/>
                 <w14:ligatures w14:val="none"/>
               </w:rPr>
@@ -1615,11 +1785,10 @@
               <w:r>
                 <w:rPr>
                   <w:rFonts w:ascii="Times New Roman" w:eastAsia="Times New Roman" w:hAnsi="Times New Roman" w:cs="Times New Roman"/>
-                  <w:color w:val="0563C1"/>
+                  <w:color w:val="000000" w:themeColor="text1"/>
                   <w:kern w:val="0"/>
                   <w:sz w:val="24"/>
                   <w:szCs w:val="24"/>
-                  <w:u w:val="single"/>
                   <w:lang w:eastAsia="ru-RU"/>
                   <w14:ligatures w14:val="none"/>
                 </w:rPr>
@@ -1700,18 +1869,72 @@
                 <w14:ligatures w14:val="none"/>
               </w:rPr>
             </w:pPr>
-            <w:r>
-              <w:rPr>
-                <w:rFonts w:ascii="Times New Roman" w:eastAsia="Times New Roman" w:hAnsi="Times New Roman" w:cs="Times New Roman"/>
-                <w:color w:val="0F1115"/>
-                <w:kern w:val="0"/>
-                <w:sz w:val="24"/>
-                <w:szCs w:val="24"/>
-                <w:lang w:eastAsia="ru-RU"/>
-                <w14:ligatures w14:val="none"/>
-              </w:rPr>
-              <w:t>tracert (Windows), whois</w:t>
-            </w:r>
+            <w:proofErr w:type="spellStart"/>
+            <w:r>
+              <w:rPr>
+                <w:rFonts w:ascii="Times New Roman" w:eastAsia="Times New Roman" w:hAnsi="Times New Roman" w:cs="Times New Roman"/>
+                <w:color w:val="0F1115"/>
+                <w:kern w:val="0"/>
+                <w:sz w:val="24"/>
+                <w:szCs w:val="24"/>
+                <w:lang w:eastAsia="ru-RU"/>
+                <w14:ligatures w14:val="none"/>
+              </w:rPr>
+              <w:t>tracert</w:t>
+            </w:r>
+            <w:proofErr w:type="spellEnd"/>
+            <w:r>
+              <w:rPr>
+                <w:rFonts w:ascii="Times New Roman" w:eastAsia="Times New Roman" w:hAnsi="Times New Roman" w:cs="Times New Roman"/>
+                <w:color w:val="0F1115"/>
+                <w:kern w:val="0"/>
+                <w:sz w:val="24"/>
+                <w:szCs w:val="24"/>
+                <w:lang w:eastAsia="ru-RU"/>
+                <w14:ligatures w14:val="none"/>
+              </w:rPr>
+              <w:t xml:space="preserve"> (</w:t>
+            </w:r>
+            <w:proofErr w:type="spellStart"/>
+            <w:r>
+              <w:rPr>
+                <w:rFonts w:ascii="Times New Roman" w:eastAsia="Times New Roman" w:hAnsi="Times New Roman" w:cs="Times New Roman"/>
+                <w:color w:val="0F1115"/>
+                <w:kern w:val="0"/>
+                <w:sz w:val="24"/>
+                <w:szCs w:val="24"/>
+                <w:lang w:eastAsia="ru-RU"/>
+                <w14:ligatures w14:val="none"/>
+              </w:rPr>
+              <w:t>Windows</w:t>
+            </w:r>
+            <w:proofErr w:type="spellEnd"/>
+            <w:r>
+              <w:rPr>
+                <w:rFonts w:ascii="Times New Roman" w:eastAsia="Times New Roman" w:hAnsi="Times New Roman" w:cs="Times New Roman"/>
+                <w:color w:val="0F1115"/>
+                <w:kern w:val="0"/>
+                <w:sz w:val="24"/>
+                <w:szCs w:val="24"/>
+                <w:lang w:eastAsia="ru-RU"/>
+                <w14:ligatures w14:val="none"/>
+              </w:rPr>
+              <w:t xml:space="preserve">), </w:t>
+            </w:r>
+            <w:proofErr w:type="spellStart"/>
+            <w:r>
+              <w:rPr>
+                <w:rFonts w:ascii="Times New Roman" w:eastAsia="Times New Roman" w:hAnsi="Times New Roman" w:cs="Times New Roman"/>
+                <w:color w:val="0F1115"/>
+                <w:kern w:val="0"/>
+                <w:sz w:val="24"/>
+                <w:szCs w:val="24"/>
+                <w:lang w:eastAsia="ru-RU"/>
+                <w14:ligatures w14:val="none"/>
+              </w:rPr>
+              <w:t>whois</w:t>
+            </w:r>
+            <w:proofErr w:type="spellEnd"/>
           </w:p>
         </w:tc>
       </w:tr>
@@ -1741,11 +1964,10 @@
               <w:jc w:val="both"/>
               <w:rPr>
                 <w:rFonts w:ascii="Times New Roman" w:eastAsia="Times New Roman" w:hAnsi="Times New Roman" w:cs="Times New Roman"/>
-                <w:color w:val="0563C1"/>
-                <w:kern w:val="0"/>
-                <w:sz w:val="24"/>
-                <w:szCs w:val="24"/>
-                <w:u w:val="single"/>
+                <w:color w:val="000000" w:themeColor="text1"/>
+                <w:kern w:val="0"/>
+                <w:sz w:val="24"/>
+                <w:szCs w:val="24"/>
                 <w:lang w:eastAsia="ru-RU"/>
                 <w14:ligatures w14:val="none"/>
               </w:rPr>
@@ -1754,11 +1976,10 @@
               <w:r>
                 <w:rPr>
                   <w:rFonts w:ascii="Times New Roman" w:eastAsia="Times New Roman" w:hAnsi="Times New Roman" w:cs="Times New Roman"/>
-                  <w:color w:val="0563C1"/>
+                  <w:color w:val="000000" w:themeColor="text1"/>
                   <w:kern w:val="0"/>
                   <w:sz w:val="24"/>
                   <w:szCs w:val="24"/>
-                  <w:u w:val="single"/>
                   <w:lang w:eastAsia="ru-RU"/>
                   <w14:ligatures w14:val="none"/>
                 </w:rPr>
@@ -1839,18 +2060,72 @@
                 <w14:ligatures w14:val="none"/>
               </w:rPr>
             </w:pPr>
-            <w:r>
-              <w:rPr>
-                <w:rFonts w:ascii="Times New Roman" w:eastAsia="Times New Roman" w:hAnsi="Times New Roman" w:cs="Times New Roman"/>
-                <w:color w:val="0F1115"/>
-                <w:kern w:val="0"/>
-                <w:sz w:val="24"/>
-                <w:szCs w:val="24"/>
-                <w:lang w:eastAsia="ru-RU"/>
-                <w14:ligatures w14:val="none"/>
-              </w:rPr>
-              <w:t>tracert (Windows), whois</w:t>
-            </w:r>
+            <w:proofErr w:type="spellStart"/>
+            <w:r>
+              <w:rPr>
+                <w:rFonts w:ascii="Times New Roman" w:eastAsia="Times New Roman" w:hAnsi="Times New Roman" w:cs="Times New Roman"/>
+                <w:color w:val="0F1115"/>
+                <w:kern w:val="0"/>
+                <w:sz w:val="24"/>
+                <w:szCs w:val="24"/>
+                <w:lang w:eastAsia="ru-RU"/>
+                <w14:ligatures w14:val="none"/>
+              </w:rPr>
+              <w:t>tracert</w:t>
+            </w:r>
+            <w:proofErr w:type="spellEnd"/>
+            <w:r>
+              <w:rPr>
+                <w:rFonts w:ascii="Times New Roman" w:eastAsia="Times New Roman" w:hAnsi="Times New Roman" w:cs="Times New Roman"/>
+                <w:color w:val="0F1115"/>
+                <w:kern w:val="0"/>
+                <w:sz w:val="24"/>
+                <w:szCs w:val="24"/>
+                <w:lang w:eastAsia="ru-RU"/>
+                <w14:ligatures w14:val="none"/>
+              </w:rPr>
+              <w:t xml:space="preserve"> (</w:t>
+            </w:r>
+            <w:proofErr w:type="spellStart"/>
+            <w:r>
+              <w:rPr>
+                <w:rFonts w:ascii="Times New Roman" w:eastAsia="Times New Roman" w:hAnsi="Times New Roman" w:cs="Times New Roman"/>
+                <w:color w:val="0F1115"/>
+                <w:kern w:val="0"/>
+                <w:sz w:val="24"/>
+                <w:szCs w:val="24"/>
+                <w:lang w:eastAsia="ru-RU"/>
+                <w14:ligatures w14:val="none"/>
+              </w:rPr>
+              <w:t>Windows</w:t>
+            </w:r>
+            <w:proofErr w:type="spellEnd"/>
+            <w:r>
+              <w:rPr>
+                <w:rFonts w:ascii="Times New Roman" w:eastAsia="Times New Roman" w:hAnsi="Times New Roman" w:cs="Times New Roman"/>
+                <w:color w:val="0F1115"/>
+                <w:kern w:val="0"/>
+                <w:sz w:val="24"/>
+                <w:szCs w:val="24"/>
+                <w:lang w:eastAsia="ru-RU"/>
+                <w14:ligatures w14:val="none"/>
+              </w:rPr>
+              <w:t xml:space="preserve">), </w:t>
+            </w:r>
+            <w:proofErr w:type="spellStart"/>
+            <w:r>
+              <w:rPr>
+                <w:rFonts w:ascii="Times New Roman" w:eastAsia="Times New Roman" w:hAnsi="Times New Roman" w:cs="Times New Roman"/>
+                <w:color w:val="0F1115"/>
+                <w:kern w:val="0"/>
+                <w:sz w:val="24"/>
+                <w:szCs w:val="24"/>
+                <w:lang w:eastAsia="ru-RU"/>
+                <w14:ligatures w14:val="none"/>
+              </w:rPr>
+              <w:t>whois</w:t>
+            </w:r>
+            <w:proofErr w:type="spellEnd"/>
           </w:p>
         </w:tc>
       </w:tr>
@@ -1884,10 +2159,12 @@
           <w:rFonts w:ascii="Times New Roman" w:hAnsi="Times New Roman" w:cs="Times New Roman"/>
           <w:b/>
           <w:bCs/>
+          <w:noProof/>
           <w:sz w:val="28"/>
           <w:szCs w:val="28"/>
           <w:lang w:val="en-US"/>
         </w:rPr>
+        <w:lastRenderedPageBreak/>
         <w:drawing>
           <wp:inline distT="0" distB="0" distL="0" distR="0" wp14:anchorId="51283095" wp14:editId="0C5059AD">
             <wp:extent cx="3692569" cy="4097547"/>
@@ -1966,17 +2243,7 @@
           <w:szCs w:val="28"/>
         </w:rPr>
         <w:lastRenderedPageBreak/>
-        <w:t xml:space="preserve">Задание </w:t>
-      </w:r>
-      <w:r>
-        <w:rPr>
-          <w:rFonts w:ascii="Times New Roman" w:hAnsi="Times New Roman" w:cs="Times New Roman"/>
-          <w:b/>
-          <w:bCs/>
-          <w:sz w:val="28"/>
-          <w:szCs w:val="28"/>
-        </w:rPr>
-        <w:t>5</w:t>
+        <w:t>Задание 5</w:t>
       </w:r>
     </w:p>
     <w:p>
@@ -2029,6 +2296,7 @@
       <w:r>
         <w:rPr>
           <w:rFonts w:ascii="Times New Roman" w:hAnsi="Times New Roman" w:cs="Times New Roman"/>
+          <w:noProof/>
           <w:sz w:val="28"/>
           <w:szCs w:val="28"/>
         </w:rPr>
@@ -2077,6 +2345,7 @@
       <w:r>
         <w:rPr>
           <w:rFonts w:ascii="Times New Roman" w:hAnsi="Times New Roman" w:cs="Times New Roman"/>
+          <w:noProof/>
           <w:sz w:val="28"/>
           <w:szCs w:val="28"/>
         </w:rPr>
@@ -2228,6 +2497,7 @@
         </w:rPr>
         <w:t>.</w:t>
       </w:r>
+      <w:proofErr w:type="spellStart"/>
       <w:r>
         <w:rPr>
           <w:rFonts w:ascii="Times New Roman" w:hAnsi="Times New Roman" w:cs="Times New Roman"/>
@@ -2237,6 +2507,7 @@
         </w:rPr>
         <w:t>githubusercontent</w:t>
       </w:r>
+      <w:proofErr w:type="spellEnd"/>
       <w:r>
         <w:rPr>
           <w:rFonts w:ascii="Times New Roman" w:hAnsi="Times New Roman" w:cs="Times New Roman"/>
@@ -2277,7 +2548,25 @@
           <w:sz w:val="28"/>
           <w:szCs w:val="28"/>
         </w:rPr>
-        <w:t xml:space="preserve">IP 185.199.110.133 (GitHub)  </w:t>
+        <w:t>IP 185.199.110.133 (</w:t>
+      </w:r>
+      <w:proofErr w:type="spellStart"/>
+      <w:r>
+        <w:rPr>
+          <w:rFonts w:ascii="Times New Roman" w:hAnsi="Times New Roman" w:cs="Times New Roman"/>
+          <w:sz w:val="28"/>
+          <w:szCs w:val="28"/>
+        </w:rPr>
+        <w:t>GitHub</w:t>
+      </w:r>
+      <w:proofErr w:type="spellEnd"/>
+      <w:r>
+        <w:rPr>
+          <w:rFonts w:ascii="Times New Roman" w:hAnsi="Times New Roman" w:cs="Times New Roman"/>
+          <w:sz w:val="28"/>
+          <w:szCs w:val="28"/>
+        </w:rPr>
+        <w:t xml:space="preserve">)  </w:t>
       </w:r>
     </w:p>
     <w:p>
@@ -2796,8 +3085,20 @@
                 <w:lang w:eastAsia="ru-RU"/>
                 <w14:ligatures w14:val="none"/>
               </w:rPr>
-              <w:t>33 мс</w:t>
-            </w:r>
+              <w:t xml:space="preserve">33 </w:t>
+            </w:r>
+            <w:proofErr w:type="spellStart"/>
+            <w:r>
+              <w:rPr>
+                <w:rFonts w:ascii="Segoe UI" w:eastAsia="Times New Roman" w:hAnsi="Segoe UI" w:cs="Segoe UI"/>
+                <w:color w:val="0F1115"/>
+                <w:kern w:val="0"/>
+                <w:lang w:eastAsia="ru-RU"/>
+                <w14:ligatures w14:val="none"/>
+              </w:rPr>
+              <w:t>мс</w:t>
+            </w:r>
+            <w:proofErr w:type="spellEnd"/>
           </w:p>
         </w:tc>
         <w:tc>
@@ -2833,8 +3134,20 @@
                 <w:lang w:eastAsia="ru-RU"/>
                 <w14:ligatures w14:val="none"/>
               </w:rPr>
-              <w:t>32 мс</w:t>
-            </w:r>
+              <w:t xml:space="preserve">32 </w:t>
+            </w:r>
+            <w:proofErr w:type="spellStart"/>
+            <w:r>
+              <w:rPr>
+                <w:rFonts w:ascii="Segoe UI" w:eastAsia="Times New Roman" w:hAnsi="Segoe UI" w:cs="Segoe UI"/>
+                <w:color w:val="0F1115"/>
+                <w:kern w:val="0"/>
+                <w:lang w:eastAsia="ru-RU"/>
+                <w14:ligatures w14:val="none"/>
+              </w:rPr>
+              <w:t>мс</w:t>
+            </w:r>
+            <w:proofErr w:type="spellEnd"/>
           </w:p>
         </w:tc>
         <w:tc>
@@ -2870,8 +3183,20 @@
                 <w:lang w:eastAsia="ru-RU"/>
                 <w14:ligatures w14:val="none"/>
               </w:rPr>
-              <w:t>36 мс</w:t>
-            </w:r>
+              <w:t xml:space="preserve">36 </w:t>
+            </w:r>
+            <w:proofErr w:type="spellStart"/>
+            <w:r>
+              <w:rPr>
+                <w:rFonts w:ascii="Segoe UI" w:eastAsia="Times New Roman" w:hAnsi="Segoe UI" w:cs="Segoe UI"/>
+                <w:color w:val="0F1115"/>
+                <w:kern w:val="0"/>
+                <w:lang w:eastAsia="ru-RU"/>
+                <w14:ligatures w14:val="none"/>
+              </w:rPr>
+              <w:t>мс</w:t>
+            </w:r>
+            <w:proofErr w:type="spellEnd"/>
           </w:p>
         </w:tc>
         <w:tc>
@@ -3065,8 +3390,20 @@
                 <w:lang w:eastAsia="ru-RU"/>
                 <w14:ligatures w14:val="none"/>
               </w:rPr>
-              <w:t>63 мс</w:t>
-            </w:r>
+              <w:t xml:space="preserve">63 </w:t>
+            </w:r>
+            <w:proofErr w:type="spellStart"/>
+            <w:r>
+              <w:rPr>
+                <w:rFonts w:ascii="Segoe UI" w:eastAsia="Times New Roman" w:hAnsi="Segoe UI" w:cs="Segoe UI"/>
+                <w:color w:val="0F1115"/>
+                <w:kern w:val="0"/>
+                <w:lang w:eastAsia="ru-RU"/>
+                <w14:ligatures w14:val="none"/>
+              </w:rPr>
+              <w:t>мс</w:t>
+            </w:r>
+            <w:proofErr w:type="spellEnd"/>
           </w:p>
         </w:tc>
         <w:tc>
@@ -3102,8 +3439,20 @@
                 <w:lang w:eastAsia="ru-RU"/>
                 <w14:ligatures w14:val="none"/>
               </w:rPr>
-              <w:t>60 мс</w:t>
-            </w:r>
+              <w:t xml:space="preserve">60 </w:t>
+            </w:r>
+            <w:proofErr w:type="spellStart"/>
+            <w:r>
+              <w:rPr>
+                <w:rFonts w:ascii="Segoe UI" w:eastAsia="Times New Roman" w:hAnsi="Segoe UI" w:cs="Segoe UI"/>
+                <w:color w:val="0F1115"/>
+                <w:kern w:val="0"/>
+                <w:lang w:eastAsia="ru-RU"/>
+                <w14:ligatures w14:val="none"/>
+              </w:rPr>
+              <w:t>мс</w:t>
+            </w:r>
+            <w:proofErr w:type="spellEnd"/>
           </w:p>
         </w:tc>
         <w:tc>
@@ -3139,8 +3488,20 @@
                 <w:lang w:eastAsia="ru-RU"/>
                 <w14:ligatures w14:val="none"/>
               </w:rPr>
-              <w:t>69 мс</w:t>
-            </w:r>
+              <w:t xml:space="preserve">69 </w:t>
+            </w:r>
+            <w:proofErr w:type="spellStart"/>
+            <w:r>
+              <w:rPr>
+                <w:rFonts w:ascii="Segoe UI" w:eastAsia="Times New Roman" w:hAnsi="Segoe UI" w:cs="Segoe UI"/>
+                <w:color w:val="0F1115"/>
+                <w:kern w:val="0"/>
+                <w:lang w:eastAsia="ru-RU"/>
+                <w14:ligatures w14:val="none"/>
+              </w:rPr>
+              <w:t>мс</w:t>
+            </w:r>
+            <w:proofErr w:type="spellEnd"/>
           </w:p>
         </w:tc>
         <w:tc>
@@ -3334,8 +3695,20 @@
                 <w:lang w:eastAsia="ru-RU"/>
                 <w14:ligatures w14:val="none"/>
               </w:rPr>
-              <w:t>243 мс</w:t>
-            </w:r>
+              <w:t xml:space="preserve">243 </w:t>
+            </w:r>
+            <w:proofErr w:type="spellStart"/>
+            <w:r>
+              <w:rPr>
+                <w:rFonts w:ascii="Segoe UI" w:eastAsia="Times New Roman" w:hAnsi="Segoe UI" w:cs="Segoe UI"/>
+                <w:color w:val="0F1115"/>
+                <w:kern w:val="0"/>
+                <w:lang w:eastAsia="ru-RU"/>
+                <w14:ligatures w14:val="none"/>
+              </w:rPr>
+              <w:t>мс</w:t>
+            </w:r>
+            <w:proofErr w:type="spellEnd"/>
           </w:p>
         </w:tc>
         <w:tc>
@@ -3371,8 +3744,20 @@
                 <w:lang w:eastAsia="ru-RU"/>
                 <w14:ligatures w14:val="none"/>
               </w:rPr>
-              <w:t>238 мс</w:t>
-            </w:r>
+              <w:t xml:space="preserve">238 </w:t>
+            </w:r>
+            <w:proofErr w:type="spellStart"/>
+            <w:r>
+              <w:rPr>
+                <w:rFonts w:ascii="Segoe UI" w:eastAsia="Times New Roman" w:hAnsi="Segoe UI" w:cs="Segoe UI"/>
+                <w:color w:val="0F1115"/>
+                <w:kern w:val="0"/>
+                <w:lang w:eastAsia="ru-RU"/>
+                <w14:ligatures w14:val="none"/>
+              </w:rPr>
+              <w:t>мс</w:t>
+            </w:r>
+            <w:proofErr w:type="spellEnd"/>
           </w:p>
         </w:tc>
         <w:tc>
@@ -3408,8 +3793,20 @@
                 <w:lang w:eastAsia="ru-RU"/>
                 <w14:ligatures w14:val="none"/>
               </w:rPr>
-              <w:t>251 мс</w:t>
-            </w:r>
+              <w:t xml:space="preserve">251 </w:t>
+            </w:r>
+            <w:proofErr w:type="spellStart"/>
+            <w:r>
+              <w:rPr>
+                <w:rFonts w:ascii="Segoe UI" w:eastAsia="Times New Roman" w:hAnsi="Segoe UI" w:cs="Segoe UI"/>
+                <w:color w:val="0F1115"/>
+                <w:kern w:val="0"/>
+                <w:lang w:eastAsia="ru-RU"/>
+                <w14:ligatures w14:val="none"/>
+              </w:rPr>
+              <w:t>мс</w:t>
+            </w:r>
+            <w:proofErr w:type="spellEnd"/>
           </w:p>
         </w:tc>
         <w:tc>
@@ -3603,8 +4000,20 @@
                 <w:lang w:eastAsia="ru-RU"/>
                 <w14:ligatures w14:val="none"/>
               </w:rPr>
-              <w:t>63 мс</w:t>
-            </w:r>
+              <w:t xml:space="preserve">63 </w:t>
+            </w:r>
+            <w:proofErr w:type="spellStart"/>
+            <w:r>
+              <w:rPr>
+                <w:rFonts w:ascii="Segoe UI" w:eastAsia="Times New Roman" w:hAnsi="Segoe UI" w:cs="Segoe UI"/>
+                <w:color w:val="0F1115"/>
+                <w:kern w:val="0"/>
+                <w:lang w:eastAsia="ru-RU"/>
+                <w14:ligatures w14:val="none"/>
+              </w:rPr>
+              <w:t>мс</w:t>
+            </w:r>
+            <w:proofErr w:type="spellEnd"/>
           </w:p>
         </w:tc>
         <w:tc>
@@ -3640,8 +4049,20 @@
                 <w:lang w:eastAsia="ru-RU"/>
                 <w14:ligatures w14:val="none"/>
               </w:rPr>
-              <w:t>62 мс</w:t>
-            </w:r>
+              <w:t xml:space="preserve">62 </w:t>
+            </w:r>
+            <w:proofErr w:type="spellStart"/>
+            <w:r>
+              <w:rPr>
+                <w:rFonts w:ascii="Segoe UI" w:eastAsia="Times New Roman" w:hAnsi="Segoe UI" w:cs="Segoe UI"/>
+                <w:color w:val="0F1115"/>
+                <w:kern w:val="0"/>
+                <w:lang w:eastAsia="ru-RU"/>
+                <w14:ligatures w14:val="none"/>
+              </w:rPr>
+              <w:t>мс</w:t>
+            </w:r>
+            <w:proofErr w:type="spellEnd"/>
           </w:p>
         </w:tc>
         <w:tc>
@@ -3677,8 +4098,20 @@
                 <w:lang w:eastAsia="ru-RU"/>
                 <w14:ligatures w14:val="none"/>
               </w:rPr>
-              <w:t>70 мс</w:t>
-            </w:r>
+              <w:t xml:space="preserve">70 </w:t>
+            </w:r>
+            <w:proofErr w:type="spellStart"/>
+            <w:r>
+              <w:rPr>
+                <w:rFonts w:ascii="Segoe UI" w:eastAsia="Times New Roman" w:hAnsi="Segoe UI" w:cs="Segoe UI"/>
+                <w:color w:val="0F1115"/>
+                <w:kern w:val="0"/>
+                <w:lang w:eastAsia="ru-RU"/>
+                <w14:ligatures w14:val="none"/>
+              </w:rPr>
+              <w:t>мс</w:t>
+            </w:r>
+            <w:proofErr w:type="spellEnd"/>
           </w:p>
         </w:tc>
         <w:tc>
@@ -3736,6 +4169,7 @@
       <w:r>
         <w:rPr>
           <w:rFonts w:ascii="Times New Roman" w:hAnsi="Times New Roman" w:cs="Times New Roman"/>
+          <w:noProof/>
           <w:sz w:val="28"/>
           <w:szCs w:val="28"/>
         </w:rPr>
@@ -3784,6 +4218,7 @@
       <w:r>
         <w:rPr>
           <w:rFonts w:ascii="Times New Roman" w:hAnsi="Times New Roman" w:cs="Times New Roman"/>
+          <w:noProof/>
           <w:sz w:val="28"/>
           <w:szCs w:val="28"/>
         </w:rPr>
@@ -3871,6 +4306,7 @@
       <w:r>
         <w:rPr>
           <w:rFonts w:ascii="Times New Roman" w:hAnsi="Times New Roman" w:cs="Times New Roman"/>
+          <w:noProof/>
           <w:sz w:val="28"/>
           <w:szCs w:val="28"/>
         </w:rPr>
@@ -3923,6 +4359,7 @@
       <w:r>
         <w:rPr>
           <w:rFonts w:ascii="Times New Roman" w:hAnsi="Times New Roman" w:cs="Times New Roman"/>
+          <w:noProof/>
           <w:sz w:val="28"/>
           <w:szCs w:val="28"/>
           <w:lang w:val="en-US"/>
@@ -3998,13 +4435,14 @@
       <w:r>
         <w:rPr>
           <w:rFonts w:ascii="Times New Roman" w:hAnsi="Times New Roman" w:cs="Times New Roman"/>
+          <w:noProof/>
           <w:sz w:val="28"/>
           <w:szCs w:val="28"/>
         </w:rPr>
         <w:drawing>
-          <wp:inline distT="0" distB="0" distL="0" distR="0" wp14:anchorId="6FCECB21" wp14:editId="48E3E545">
-            <wp:extent cx="1438275" cy="1212726"/>
-            <wp:effectExtent l="0" t="0" r="0" b="6985"/>
+          <wp:inline distT="0" distB="0" distL="0" distR="0" wp14:anchorId="6FCECB21" wp14:editId="0E84AFCD">
+            <wp:extent cx="1448435" cy="1221293"/>
+            <wp:effectExtent l="0" t="0" r="0" b="0"/>
             <wp:docPr id="1413247959" name="Рисунок 1"/>
             <wp:cNvGraphicFramePr>
               <a:graphicFrameLocks xmlns:a="http://schemas.openxmlformats.org/drawingml/2006/main" noChangeAspect="1"/>
@@ -4025,7 +4463,7 @@
                   <pic:spPr>
                     <a:xfrm>
                       <a:off x="0" y="0"/>
-                      <a:ext cx="1451454" cy="1223839"/>
+                      <a:ext cx="1619059" cy="1365160"/>
                     </a:xfrm>
                     <a:prstGeom prst="rect">
                       <a:avLst/>
@@ -4040,13 +4478,14 @@
       <w:r>
         <w:rPr>
           <w:rFonts w:ascii="Times New Roman" w:hAnsi="Times New Roman" w:cs="Times New Roman"/>
+          <w:noProof/>
           <w:sz w:val="28"/>
           <w:szCs w:val="28"/>
         </w:rPr>
         <w:drawing>
-          <wp:inline distT="0" distB="0" distL="0" distR="0" wp14:anchorId="1135336A" wp14:editId="0BB2C78B">
-            <wp:extent cx="2180174" cy="1221740"/>
-            <wp:effectExtent l="0" t="0" r="0" b="0"/>
+          <wp:inline distT="0" distB="0" distL="0" distR="0" wp14:anchorId="1135336A" wp14:editId="79269981">
+            <wp:extent cx="2131242" cy="1194318"/>
+            <wp:effectExtent l="0" t="0" r="2540" b="6350"/>
             <wp:docPr id="1304586006" name="Рисунок 1"/>
             <wp:cNvGraphicFramePr>
               <a:graphicFrameLocks xmlns:a="http://schemas.openxmlformats.org/drawingml/2006/main" noChangeAspect="1"/>
@@ -4067,7 +4506,7 @@
                   <pic:spPr>
                     <a:xfrm>
                       <a:off x="0" y="0"/>
-                      <a:ext cx="2189584" cy="1227013"/>
+                      <a:ext cx="2415889" cy="1353830"/>
                     </a:xfrm>
                     <a:prstGeom prst="rect">
                       <a:avLst/>
@@ -4082,7 +4521,7 @@
     </w:p>
     <w:tbl>
       <w:tblPr>
-        <w:tblW w:w="8734" w:type="dxa"/>
+        <w:tblW w:w="6023" w:type="dxa"/>
         <w:jc w:val="center"/>
         <w:tblLook w:val="04A0" w:firstRow="1" w:lastRow="0" w:firstColumn="1" w:lastColumn="0" w:noHBand="0" w:noVBand="1"/>
       </w:tblPr>
@@ -4090,7 +4529,6 @@
         <w:gridCol w:w="1753"/>
         <w:gridCol w:w="2597"/>
         <w:gridCol w:w="1673"/>
-        <w:gridCol w:w="2711"/>
       </w:tblGrid>
       <w:tr>
         <w:trPr>
@@ -4135,7 +4573,7 @@
                 <w14:ligatures w14:val="none"/>
               </w:rPr>
               <w:lastRenderedPageBreak/>
-              <w:t>Параметр</w:t>
+              <w:t>Команда</w:t>
             </w:r>
           </w:p>
         </w:tc>
@@ -4165,6 +4603,7 @@
                 <w14:ligatures w14:val="none"/>
               </w:rPr>
             </w:pPr>
+            <w:proofErr w:type="spellStart"/>
             <w:r>
               <w:rPr>
                 <w:rFonts w:ascii="Times New Roman" w:eastAsia="Times New Roman" w:hAnsi="Times New Roman" w:cs="Times New Roman"/>
@@ -4177,6 +4616,7 @@
               </w:rPr>
               <w:t>PathPing</w:t>
             </w:r>
+            <w:proofErr w:type="spellEnd"/>
           </w:p>
         </w:tc>
         <w:tc>
@@ -4205,6 +4645,7 @@
                 <w14:ligatures w14:val="none"/>
               </w:rPr>
             </w:pPr>
+            <w:proofErr w:type="spellStart"/>
             <w:r>
               <w:rPr>
                 <w:rFonts w:ascii="Times New Roman" w:eastAsia="Times New Roman" w:hAnsi="Times New Roman" w:cs="Times New Roman"/>
@@ -4217,46 +4658,7 @@
               </w:rPr>
               <w:t>Tracert</w:t>
             </w:r>
-          </w:p>
-        </w:tc>
-        <w:tc>
-          <w:tcPr>
-            <w:tcW w:w="2711" w:type="dxa"/>
-            <w:tcBorders>
-              <w:top w:val="single" w:sz="4" w:space="0" w:color="auto"/>
-              <w:left w:val="nil"/>
-              <w:bottom w:val="single" w:sz="4" w:space="0" w:color="auto"/>
-              <w:right w:val="single" w:sz="4" w:space="0" w:color="auto"/>
-            </w:tcBorders>
-            <w:vAlign w:val="center"/>
-            <w:hideMark/>
-          </w:tcPr>
-          <w:p>
-            <w:pPr>
-              <w:spacing w:after="0" w:line="240" w:lineRule="auto"/>
-              <w:jc w:val="both"/>
-              <w:rPr>
-                <w:rFonts w:ascii="Times New Roman" w:eastAsia="Times New Roman" w:hAnsi="Times New Roman" w:cs="Times New Roman"/>
-                <w:color w:val="0F1115"/>
-                <w:kern w:val="0"/>
-                <w:sz w:val="24"/>
-                <w:szCs w:val="24"/>
-                <w:lang w:eastAsia="ru-RU"/>
-                <w14:ligatures w14:val="none"/>
-              </w:rPr>
-            </w:pPr>
-            <w:r>
-              <w:rPr>
-                <w:rFonts w:ascii="Times New Roman" w:eastAsia="Times New Roman" w:hAnsi="Times New Roman" w:cs="Times New Roman"/>
-                <w:color w:val="0F1115"/>
-                <w:kern w:val="0"/>
-                <w:sz w:val="24"/>
-                <w:szCs w:val="24"/>
-                <w:lang w:eastAsia="ru-RU"/>
-                <w14:ligatures w14:val="none"/>
-              </w:rPr>
-              <w:t>Вывод</w:t>
-            </w:r>
+            <w:proofErr w:type="spellEnd"/>
           </w:p>
         </w:tc>
       </w:tr>
@@ -4302,8 +4704,22 @@
                 <w:lang w:eastAsia="ru-RU"/>
                 <w14:ligatures w14:val="none"/>
               </w:rPr>
-              <w:t>Кол-во хопов</w:t>
-            </w:r>
+              <w:t xml:space="preserve">Кол-во </w:t>
+            </w:r>
+            <w:proofErr w:type="spellStart"/>
+            <w:r>
+              <w:rPr>
+                <w:rFonts w:ascii="Times New Roman" w:eastAsia="Times New Roman" w:hAnsi="Times New Roman" w:cs="Times New Roman"/>
+                <w:color w:val="0F1115"/>
+                <w:kern w:val="0"/>
+                <w:sz w:val="24"/>
+                <w:szCs w:val="24"/>
+                <w:lang w:eastAsia="ru-RU"/>
+                <w14:ligatures w14:val="none"/>
+              </w:rPr>
+              <w:t>хопов</w:t>
+            </w:r>
+            <w:proofErr w:type="spellEnd"/>
           </w:p>
         </w:tc>
         <w:tc>
@@ -4386,46 +4802,6 @@
             </w:r>
           </w:p>
         </w:tc>
-        <w:tc>
-          <w:tcPr>
-            <w:tcW w:w="2711" w:type="dxa"/>
-            <w:tcBorders>
-              <w:top w:val="nil"/>
-              <w:left w:val="nil"/>
-              <w:bottom w:val="single" w:sz="4" w:space="0" w:color="auto"/>
-              <w:right w:val="single" w:sz="4" w:space="0" w:color="auto"/>
-            </w:tcBorders>
-            <w:vAlign w:val="center"/>
-            <w:hideMark/>
-          </w:tcPr>
-          <w:p>
-            <w:pPr>
-              <w:spacing w:after="0" w:line="240" w:lineRule="auto"/>
-              <w:jc w:val="both"/>
-              <w:rPr>
-                <w:rFonts w:ascii="Times New Roman" w:eastAsia="Times New Roman" w:hAnsi="Times New Roman" w:cs="Times New Roman"/>
-                <w:color w:val="0F1115"/>
-                <w:kern w:val="0"/>
-                <w:sz w:val="24"/>
-                <w:szCs w:val="24"/>
-                <w:lang w:eastAsia="ru-RU"/>
-                <w14:ligatures w14:val="none"/>
-              </w:rPr>
-            </w:pPr>
-            <w:r>
-              <w:rPr>
-                <w:rFonts w:ascii="Times New Roman" w:eastAsia="Times New Roman" w:hAnsi="Times New Roman" w:cs="Times New Roman"/>
-                <w:color w:val="0F1115"/>
-                <w:kern w:val="0"/>
-                <w:sz w:val="24"/>
-                <w:szCs w:val="24"/>
-                <w:lang w:eastAsia="ru-RU"/>
-                <w14:ligatures w14:val="none"/>
-              </w:rPr>
-              <w:t>Совпадает</w:t>
-            </w:r>
-          </w:p>
-        </w:tc>
       </w:tr>
       <w:tr>
         <w:trPr>
@@ -4509,7 +4885,33 @@
                 <w:lang w:eastAsia="ru-RU"/>
                 <w14:ligatures w14:val="none"/>
               </w:rPr>
-              <w:t>Хоп 9 (~57 мс)</w:t>
+              <w:t xml:space="preserve">Хоп 9 (~57 </w:t>
+            </w:r>
+            <w:proofErr w:type="spellStart"/>
+            <w:r>
+              <w:rPr>
+                <w:rFonts w:ascii="Times New Roman" w:eastAsia="Times New Roman" w:hAnsi="Times New Roman" w:cs="Times New Roman"/>
+                <w:color w:val="0F1115"/>
+                <w:kern w:val="0"/>
+                <w:sz w:val="24"/>
+                <w:szCs w:val="24"/>
+                <w:lang w:eastAsia="ru-RU"/>
+                <w14:ligatures w14:val="none"/>
+              </w:rPr>
+              <w:t>мс</w:t>
+            </w:r>
+            <w:proofErr w:type="spellEnd"/>
+            <w:r>
+              <w:rPr>
+                <w:rFonts w:ascii="Times New Roman" w:eastAsia="Times New Roman" w:hAnsi="Times New Roman" w:cs="Times New Roman"/>
+                <w:color w:val="0F1115"/>
+                <w:kern w:val="0"/>
+                <w:sz w:val="24"/>
+                <w:szCs w:val="24"/>
+                <w:lang w:eastAsia="ru-RU"/>
+                <w14:ligatures w14:val="none"/>
+              </w:rPr>
+              <w:t>)</w:t>
             </w:r>
           </w:p>
         </w:tc>
@@ -4549,47 +4951,33 @@
                 <w:lang w:eastAsia="ru-RU"/>
                 <w14:ligatures w14:val="none"/>
               </w:rPr>
-              <w:t>Хоп 12 (~82 мс)</w:t>
-            </w:r>
-          </w:p>
-        </w:tc>
-        <w:tc>
-          <w:tcPr>
-            <w:tcW w:w="2711" w:type="dxa"/>
-            <w:tcBorders>
-              <w:top w:val="nil"/>
-              <w:left w:val="nil"/>
-              <w:bottom w:val="single" w:sz="4" w:space="0" w:color="auto"/>
-              <w:right w:val="single" w:sz="4" w:space="0" w:color="auto"/>
-            </w:tcBorders>
-            <w:vAlign w:val="center"/>
-            <w:hideMark/>
-          </w:tcPr>
-          <w:p>
-            <w:pPr>
-              <w:spacing w:after="0" w:line="240" w:lineRule="auto"/>
-              <w:jc w:val="both"/>
-              <w:rPr>
-                <w:rFonts w:ascii="Times New Roman" w:eastAsia="Times New Roman" w:hAnsi="Times New Roman" w:cs="Times New Roman"/>
-                <w:color w:val="0F1115"/>
-                <w:kern w:val="0"/>
-                <w:sz w:val="24"/>
-                <w:szCs w:val="24"/>
-                <w:lang w:eastAsia="ru-RU"/>
-                <w14:ligatures w14:val="none"/>
-              </w:rPr>
-            </w:pPr>
-            <w:r>
-              <w:rPr>
-                <w:rFonts w:ascii="Times New Roman" w:eastAsia="Times New Roman" w:hAnsi="Times New Roman" w:cs="Times New Roman"/>
-                <w:color w:val="0F1115"/>
-                <w:kern w:val="0"/>
-                <w:sz w:val="24"/>
-                <w:szCs w:val="24"/>
-                <w:lang w:eastAsia="ru-RU"/>
-                <w14:ligatures w14:val="none"/>
-              </w:rPr>
-              <w:t>Задержки растут к концу маршрута</w:t>
+              <w:t xml:space="preserve">Хоп 12 (~82 </w:t>
+            </w:r>
+            <w:proofErr w:type="spellStart"/>
+            <w:r>
+              <w:rPr>
+                <w:rFonts w:ascii="Times New Roman" w:eastAsia="Times New Roman" w:hAnsi="Times New Roman" w:cs="Times New Roman"/>
+                <w:color w:val="0F1115"/>
+                <w:kern w:val="0"/>
+                <w:sz w:val="24"/>
+                <w:szCs w:val="24"/>
+                <w:lang w:eastAsia="ru-RU"/>
+                <w14:ligatures w14:val="none"/>
+              </w:rPr>
+              <w:t>мс</w:t>
+            </w:r>
+            <w:proofErr w:type="spellEnd"/>
+            <w:r>
+              <w:rPr>
+                <w:rFonts w:ascii="Times New Roman" w:eastAsia="Times New Roman" w:hAnsi="Times New Roman" w:cs="Times New Roman"/>
+                <w:color w:val="0F1115"/>
+                <w:kern w:val="0"/>
+                <w:sz w:val="24"/>
+                <w:szCs w:val="24"/>
+                <w:lang w:eastAsia="ru-RU"/>
+                <w14:ligatures w14:val="none"/>
+              </w:rPr>
+              <w:t>)</w:t>
             </w:r>
           </w:p>
         </w:tc>
@@ -4676,7 +5064,7 @@
                 <w:lang w:eastAsia="ru-RU"/>
                 <w14:ligatures w14:val="none"/>
               </w:rPr>
-              <w:t>Хоп 8 (есть потери)</w:t>
+              <w:t>Хоп 8</w:t>
             </w:r>
           </w:p>
         </w:tc>
@@ -4706,403 +5094,31 @@
                 <w14:ligatures w14:val="none"/>
               </w:rPr>
             </w:pPr>
-            <w:r>
-              <w:rPr>
-                <w:rFonts w:ascii="Times New Roman" w:eastAsia="Times New Roman" w:hAnsi="Times New Roman" w:cs="Times New Roman"/>
-                <w:color w:val="0F1115"/>
-                <w:kern w:val="0"/>
-                <w:sz w:val="24"/>
-                <w:szCs w:val="24"/>
-                <w:lang w:eastAsia="ru-RU"/>
-                <w14:ligatures w14:val="none"/>
-              </w:rPr>
-              <w:t>Хопы 6–8 (* — потери)</w:t>
-            </w:r>
-          </w:p>
-        </w:tc>
-        <w:tc>
-          <w:tcPr>
-            <w:tcW w:w="2711" w:type="dxa"/>
-            <w:tcBorders>
-              <w:top w:val="nil"/>
-              <w:left w:val="nil"/>
-              <w:bottom w:val="single" w:sz="4" w:space="0" w:color="auto"/>
-              <w:right w:val="single" w:sz="4" w:space="0" w:color="auto"/>
-            </w:tcBorders>
-            <w:vAlign w:val="center"/>
-            <w:hideMark/>
-          </w:tcPr>
-          <w:p>
-            <w:pPr>
-              <w:spacing w:after="0" w:line="240" w:lineRule="auto"/>
-              <w:jc w:val="both"/>
-              <w:rPr>
-                <w:rFonts w:ascii="Times New Roman" w:eastAsia="Times New Roman" w:hAnsi="Times New Roman" w:cs="Times New Roman"/>
-                <w:color w:val="0F1115"/>
-                <w:kern w:val="0"/>
-                <w:sz w:val="24"/>
-                <w:szCs w:val="24"/>
-                <w:lang w:eastAsia="ru-RU"/>
-                <w14:ligatures w14:val="none"/>
-              </w:rPr>
-            </w:pPr>
-            <w:r>
-              <w:rPr>
-                <w:rFonts w:ascii="Times New Roman" w:eastAsia="Times New Roman" w:hAnsi="Times New Roman" w:cs="Times New Roman"/>
-                <w:color w:val="0F1115"/>
-                <w:kern w:val="0"/>
-                <w:sz w:val="24"/>
-                <w:szCs w:val="24"/>
-                <w:lang w:eastAsia="ru-RU"/>
-                <w14:ligatures w14:val="none"/>
-              </w:rPr>
-              <w:t>Обе показывают проблемы на хопах 6–8</w:t>
-            </w:r>
-          </w:p>
-        </w:tc>
-      </w:tr>
-      <w:tr>
-        <w:trPr>
-          <w:trHeight w:val="1737"/>
-          <w:tblHeader/>
-          <w:jc w:val="center"/>
-        </w:trPr>
-        <w:tc>
-          <w:tcPr>
-            <w:tcW w:w="1753" w:type="dxa"/>
-            <w:tcBorders>
-              <w:top w:val="nil"/>
-              <w:left w:val="single" w:sz="4" w:space="0" w:color="auto"/>
-              <w:bottom w:val="single" w:sz="4" w:space="0" w:color="auto"/>
-              <w:right w:val="single" w:sz="4" w:space="0" w:color="auto"/>
-            </w:tcBorders>
-            <w:vAlign w:val="center"/>
-            <w:hideMark/>
-          </w:tcPr>
-          <w:p>
-            <w:pPr>
-              <w:spacing w:after="0" w:line="240" w:lineRule="auto"/>
-              <w:jc w:val="both"/>
-              <w:rPr>
-                <w:rFonts w:ascii="Times New Roman" w:eastAsia="Times New Roman" w:hAnsi="Times New Roman" w:cs="Times New Roman"/>
-                <w:color w:val="0F1115"/>
-                <w:kern w:val="0"/>
-                <w:sz w:val="24"/>
-                <w:szCs w:val="24"/>
-                <w:lang w:eastAsia="ru-RU"/>
-                <w14:ligatures w14:val="none"/>
-              </w:rPr>
-            </w:pPr>
-            <w:r>
-              <w:rPr>
-                <w:rFonts w:ascii="Times New Roman" w:eastAsia="Times New Roman" w:hAnsi="Times New Roman" w:cs="Times New Roman"/>
-                <w:color w:val="0F1115"/>
-                <w:kern w:val="0"/>
-                <w:sz w:val="24"/>
-                <w:szCs w:val="24"/>
-                <w:lang w:eastAsia="ru-RU"/>
-                <w14:ligatures w14:val="none"/>
-              </w:rPr>
-              <w:t>Доп. данные</w:t>
-            </w:r>
-          </w:p>
-        </w:tc>
-        <w:tc>
-          <w:tcPr>
-            <w:tcW w:w="2597" w:type="dxa"/>
-            <w:tcBorders>
-              <w:top w:val="nil"/>
-              <w:left w:val="nil"/>
-              <w:bottom w:val="single" w:sz="4" w:space="0" w:color="auto"/>
-              <w:right w:val="single" w:sz="4" w:space="0" w:color="auto"/>
-            </w:tcBorders>
-            <w:vAlign w:val="center"/>
-            <w:hideMark/>
-          </w:tcPr>
-          <w:p>
-            <w:pPr>
-              <w:spacing w:after="0" w:line="240" w:lineRule="auto"/>
-              <w:jc w:val="both"/>
-              <w:rPr>
-                <w:rFonts w:ascii="Times New Roman" w:eastAsia="Times New Roman" w:hAnsi="Times New Roman" w:cs="Times New Roman"/>
-                <w:color w:val="0F1115"/>
-                <w:kern w:val="0"/>
-                <w:sz w:val="24"/>
-                <w:szCs w:val="24"/>
-                <w:lang w:eastAsia="ru-RU"/>
-                <w14:ligatures w14:val="none"/>
-              </w:rPr>
-            </w:pPr>
-            <w:r>
-              <w:rPr>
-                <w:rFonts w:ascii="Times New Roman" w:eastAsia="Times New Roman" w:hAnsi="Times New Roman" w:cs="Times New Roman"/>
-                <w:color w:val="0F1115"/>
-                <w:kern w:val="0"/>
-                <w:sz w:val="24"/>
-                <w:szCs w:val="24"/>
-                <w:lang w:eastAsia="ru-RU"/>
-                <w14:ligatures w14:val="none"/>
-              </w:rPr>
-              <w:t>% потерь, ср. задержка на каждом хопе</w:t>
-            </w:r>
-          </w:p>
-        </w:tc>
-        <w:tc>
-          <w:tcPr>
-            <w:tcW w:w="1673" w:type="dxa"/>
-            <w:tcBorders>
-              <w:top w:val="nil"/>
-              <w:left w:val="nil"/>
-              <w:bottom w:val="single" w:sz="4" w:space="0" w:color="auto"/>
-              <w:right w:val="single" w:sz="4" w:space="0" w:color="auto"/>
-            </w:tcBorders>
-            <w:vAlign w:val="center"/>
-            <w:hideMark/>
-          </w:tcPr>
-          <w:p>
-            <w:pPr>
-              <w:spacing w:after="0" w:line="240" w:lineRule="auto"/>
-              <w:jc w:val="both"/>
-              <w:rPr>
-                <w:rFonts w:ascii="Times New Roman" w:eastAsia="Times New Roman" w:hAnsi="Times New Roman" w:cs="Times New Roman"/>
-                <w:color w:val="0F1115"/>
-                <w:kern w:val="0"/>
-                <w:sz w:val="24"/>
-                <w:szCs w:val="24"/>
-                <w:lang w:eastAsia="ru-RU"/>
-                <w14:ligatures w14:val="none"/>
-              </w:rPr>
-            </w:pPr>
-            <w:r>
-              <w:rPr>
-                <w:rFonts w:ascii="Times New Roman" w:eastAsia="Times New Roman" w:hAnsi="Times New Roman" w:cs="Times New Roman"/>
-                <w:color w:val="0F1115"/>
-                <w:kern w:val="0"/>
-                <w:sz w:val="24"/>
-                <w:szCs w:val="24"/>
-                <w:lang w:eastAsia="ru-RU"/>
-                <w14:ligatures w14:val="none"/>
-              </w:rPr>
-              <w:t>Только время отклика на 3 пакета</w:t>
-            </w:r>
-          </w:p>
-        </w:tc>
-        <w:tc>
-          <w:tcPr>
-            <w:tcW w:w="2711" w:type="dxa"/>
-            <w:tcBorders>
-              <w:top w:val="nil"/>
-              <w:left w:val="nil"/>
-              <w:bottom w:val="single" w:sz="4" w:space="0" w:color="auto"/>
-              <w:right w:val="single" w:sz="4" w:space="0" w:color="auto"/>
-            </w:tcBorders>
-            <w:vAlign w:val="center"/>
-            <w:hideMark/>
-          </w:tcPr>
-          <w:p>
-            <w:pPr>
-              <w:spacing w:after="0" w:line="240" w:lineRule="auto"/>
-              <w:jc w:val="both"/>
-              <w:rPr>
-                <w:rFonts w:ascii="Times New Roman" w:eastAsia="Times New Roman" w:hAnsi="Times New Roman" w:cs="Times New Roman"/>
-                <w:color w:val="0F1115"/>
-                <w:kern w:val="0"/>
-                <w:sz w:val="24"/>
-                <w:szCs w:val="24"/>
-                <w:lang w:eastAsia="ru-RU"/>
-                <w14:ligatures w14:val="none"/>
-              </w:rPr>
-            </w:pPr>
-            <w:r>
-              <w:rPr>
-                <w:rFonts w:ascii="Times New Roman" w:eastAsia="Times New Roman" w:hAnsi="Times New Roman" w:cs="Times New Roman"/>
-                <w:color w:val="0F1115"/>
-                <w:kern w:val="0"/>
-                <w:sz w:val="24"/>
-                <w:szCs w:val="24"/>
-                <w:lang w:eastAsia="ru-RU"/>
-                <w14:ligatures w14:val="none"/>
-              </w:rPr>
-              <w:t>PathPing даёт статистику, Tracert — только маршрут</w:t>
-            </w:r>
-          </w:p>
-        </w:tc>
-      </w:tr>
-      <w:tr>
-        <w:trPr>
-          <w:trHeight w:val="1737"/>
-          <w:tblHeader/>
-          <w:jc w:val="center"/>
-        </w:trPr>
-        <w:tc>
-          <w:tcPr>
-            <w:tcW w:w="1753" w:type="dxa"/>
-            <w:tcBorders>
-              <w:top w:val="nil"/>
-              <w:left w:val="single" w:sz="4" w:space="0" w:color="auto"/>
-              <w:bottom w:val="single" w:sz="4" w:space="0" w:color="auto"/>
-              <w:right w:val="single" w:sz="4" w:space="0" w:color="auto"/>
-            </w:tcBorders>
-            <w:vAlign w:val="center"/>
-            <w:hideMark/>
-          </w:tcPr>
-          <w:p>
-            <w:pPr>
-              <w:spacing w:after="0" w:line="240" w:lineRule="auto"/>
-              <w:jc w:val="both"/>
-              <w:rPr>
-                <w:rFonts w:ascii="Times New Roman" w:eastAsia="Times New Roman" w:hAnsi="Times New Roman" w:cs="Times New Roman"/>
-                <w:color w:val="0F1115"/>
-                <w:kern w:val="0"/>
-                <w:sz w:val="24"/>
-                <w:szCs w:val="24"/>
-                <w:lang w:eastAsia="ru-RU"/>
-                <w14:ligatures w14:val="none"/>
-              </w:rPr>
-            </w:pPr>
-            <w:r>
-              <w:rPr>
-                <w:rFonts w:ascii="Times New Roman" w:eastAsia="Times New Roman" w:hAnsi="Times New Roman" w:cs="Times New Roman"/>
-                <w:color w:val="0F1115"/>
-                <w:kern w:val="0"/>
-                <w:sz w:val="24"/>
-                <w:szCs w:val="24"/>
-                <w:lang w:eastAsia="ru-RU"/>
-                <w14:ligatures w14:val="none"/>
-              </w:rPr>
-              <w:t>Преимущество</w:t>
-            </w:r>
-          </w:p>
-        </w:tc>
-        <w:tc>
-          <w:tcPr>
-            <w:tcW w:w="2597" w:type="dxa"/>
-            <w:tcBorders>
-              <w:top w:val="nil"/>
-              <w:left w:val="nil"/>
-              <w:bottom w:val="single" w:sz="4" w:space="0" w:color="auto"/>
-              <w:right w:val="single" w:sz="4" w:space="0" w:color="auto"/>
-            </w:tcBorders>
-            <w:vAlign w:val="center"/>
-            <w:hideMark/>
-          </w:tcPr>
-          <w:p>
-            <w:pPr>
-              <w:spacing w:after="0" w:line="240" w:lineRule="auto"/>
-              <w:jc w:val="both"/>
-              <w:rPr>
-                <w:rFonts w:ascii="Times New Roman" w:eastAsia="Times New Roman" w:hAnsi="Times New Roman" w:cs="Times New Roman"/>
-                <w:color w:val="0F1115"/>
-                <w:kern w:val="0"/>
-                <w:sz w:val="24"/>
-                <w:szCs w:val="24"/>
-                <w:lang w:eastAsia="ru-RU"/>
-                <w14:ligatures w14:val="none"/>
-              </w:rPr>
-            </w:pPr>
-            <w:r>
-              <w:rPr>
-                <w:rFonts w:ascii="Times New Roman" w:eastAsia="Times New Roman" w:hAnsi="Times New Roman" w:cs="Times New Roman"/>
-                <w:color w:val="0F1115"/>
-                <w:kern w:val="0"/>
-                <w:sz w:val="24"/>
-                <w:szCs w:val="24"/>
-                <w:lang w:eastAsia="ru-RU"/>
-                <w14:ligatures w14:val="none"/>
-              </w:rPr>
-              <w:t>Показывает,</w:t>
-            </w:r>
-            <w:r>
-              <w:rPr>
-                <w:rFonts w:ascii="Times New Roman" w:eastAsia="Times New Roman" w:hAnsi="Times New Roman" w:cs="Times New Roman"/>
-                <w:color w:val="0F1115"/>
-                <w:kern w:val="0"/>
-                <w:sz w:val="24"/>
-                <w:szCs w:val="24"/>
-                <w:lang w:eastAsia="ru-RU"/>
-                <w14:ligatures w14:val="none"/>
-              </w:rPr>
-              <w:t> где именно теряются пакеты и есть ли задержки</w:t>
-            </w:r>
-          </w:p>
-        </w:tc>
-        <w:tc>
-          <w:tcPr>
-            <w:tcW w:w="1673" w:type="dxa"/>
-            <w:tcBorders>
-              <w:top w:val="nil"/>
-              <w:left w:val="nil"/>
-              <w:bottom w:val="single" w:sz="4" w:space="0" w:color="auto"/>
-              <w:right w:val="single" w:sz="4" w:space="0" w:color="auto"/>
-            </w:tcBorders>
-            <w:vAlign w:val="center"/>
-            <w:hideMark/>
-          </w:tcPr>
-          <w:p>
-            <w:pPr>
-              <w:spacing w:after="0" w:line="240" w:lineRule="auto"/>
-              <w:jc w:val="both"/>
-              <w:rPr>
-                <w:rFonts w:ascii="Times New Roman" w:eastAsia="Times New Roman" w:hAnsi="Times New Roman" w:cs="Times New Roman"/>
-                <w:color w:val="0F1115"/>
-                <w:kern w:val="0"/>
-                <w:sz w:val="24"/>
-                <w:szCs w:val="24"/>
-                <w:lang w:eastAsia="ru-RU"/>
-                <w14:ligatures w14:val="none"/>
-              </w:rPr>
-            </w:pPr>
-            <w:r>
-              <w:rPr>
-                <w:rFonts w:ascii="Times New Roman" w:eastAsia="Times New Roman" w:hAnsi="Times New Roman" w:cs="Times New Roman"/>
-                <w:color w:val="0F1115"/>
-                <w:kern w:val="0"/>
-                <w:sz w:val="24"/>
-                <w:szCs w:val="24"/>
-                <w:lang w:eastAsia="ru-RU"/>
-                <w14:ligatures w14:val="none"/>
-              </w:rPr>
-              <w:t>Быстрый просмотр маршрута</w:t>
-            </w:r>
-          </w:p>
-        </w:tc>
-        <w:tc>
-          <w:tcPr>
-            <w:tcW w:w="2711" w:type="dxa"/>
-            <w:tcBorders>
-              <w:top w:val="nil"/>
-              <w:left w:val="nil"/>
-              <w:bottom w:val="single" w:sz="4" w:space="0" w:color="auto"/>
-              <w:right w:val="single" w:sz="4" w:space="0" w:color="auto"/>
-            </w:tcBorders>
-            <w:vAlign w:val="center"/>
-            <w:hideMark/>
-          </w:tcPr>
-          <w:p>
-            <w:pPr>
-              <w:spacing w:after="0" w:line="240" w:lineRule="auto"/>
-              <w:jc w:val="both"/>
-              <w:rPr>
-                <w:rFonts w:ascii="Times New Roman" w:eastAsia="Times New Roman" w:hAnsi="Times New Roman" w:cs="Times New Roman"/>
-                <w:color w:val="0F1115"/>
-                <w:kern w:val="0"/>
-                <w:sz w:val="24"/>
-                <w:szCs w:val="24"/>
-                <w:lang w:eastAsia="ru-RU"/>
-                <w14:ligatures w14:val="none"/>
-              </w:rPr>
-            </w:pPr>
-            <w:r>
-              <w:rPr>
-                <w:rFonts w:ascii="Times New Roman" w:eastAsia="Times New Roman" w:hAnsi="Times New Roman" w:cs="Times New Roman"/>
-                <w:color w:val="0F1115"/>
-                <w:kern w:val="0"/>
-                <w:sz w:val="24"/>
-                <w:szCs w:val="24"/>
-                <w:lang w:eastAsia="ru-RU"/>
-                <w14:ligatures w14:val="none"/>
-              </w:rPr>
-              <w:t>PathPing — для диагностики, Tracert — для быстрой проверки</w:t>
+            <w:proofErr w:type="spellStart"/>
+            <w:r>
+              <w:rPr>
+                <w:rFonts w:ascii="Times New Roman" w:eastAsia="Times New Roman" w:hAnsi="Times New Roman" w:cs="Times New Roman"/>
+                <w:color w:val="0F1115"/>
+                <w:kern w:val="0"/>
+                <w:sz w:val="24"/>
+                <w:szCs w:val="24"/>
+                <w:lang w:eastAsia="ru-RU"/>
+                <w14:ligatures w14:val="none"/>
+              </w:rPr>
+              <w:t>Хопы</w:t>
+            </w:r>
+            <w:proofErr w:type="spellEnd"/>
+            <w:r>
+              <w:rPr>
+                <w:rFonts w:ascii="Times New Roman" w:eastAsia="Times New Roman" w:hAnsi="Times New Roman" w:cs="Times New Roman"/>
+                <w:color w:val="0F1115"/>
+                <w:kern w:val="0"/>
+                <w:sz w:val="24"/>
+                <w:szCs w:val="24"/>
+                <w:lang w:eastAsia="ru-RU"/>
+                <w14:ligatures w14:val="none"/>
+              </w:rPr>
+              <w:t xml:space="preserve"> 6–8</w:t>
             </w:r>
           </w:p>
         </w:tc>
@@ -5123,23 +5139,81 @@
           <w:sz w:val="28"/>
           <w:szCs w:val="28"/>
         </w:rPr>
-        <w:t xml:space="preserve">Совпадают ли хопы? </w:t>
-      </w:r>
-      <w:r>
-        <w:rPr>
-          <w:rFonts w:ascii="Times New Roman" w:hAnsi="Times New Roman" w:cs="Times New Roman"/>
-          <w:sz w:val="28"/>
-          <w:szCs w:val="28"/>
-        </w:rPr>
-        <w:t>–</w:t>
-      </w:r>
-      <w:r>
-        <w:rPr>
-          <w:rFonts w:ascii="Times New Roman" w:hAnsi="Times New Roman" w:cs="Times New Roman"/>
-          <w:sz w:val="28"/>
-          <w:szCs w:val="28"/>
-        </w:rPr>
-        <w:t xml:space="preserve"> Да.</w:t>
+        <w:t xml:space="preserve">Количество </w:t>
+      </w:r>
+      <w:proofErr w:type="spellStart"/>
+      <w:r>
+        <w:rPr>
+          <w:rFonts w:ascii="Times New Roman" w:hAnsi="Times New Roman" w:cs="Times New Roman"/>
+          <w:sz w:val="28"/>
+          <w:szCs w:val="28"/>
+        </w:rPr>
+        <w:t>х</w:t>
+      </w:r>
+      <w:r>
+        <w:rPr>
+          <w:rFonts w:ascii="Times New Roman" w:hAnsi="Times New Roman" w:cs="Times New Roman"/>
+          <w:sz w:val="28"/>
+          <w:szCs w:val="28"/>
+        </w:rPr>
+        <w:t>оп</w:t>
+      </w:r>
+      <w:r>
+        <w:rPr>
+          <w:rFonts w:ascii="Times New Roman" w:hAnsi="Times New Roman" w:cs="Times New Roman"/>
+          <w:sz w:val="28"/>
+          <w:szCs w:val="28"/>
+        </w:rPr>
+        <w:t>ов</w:t>
+      </w:r>
+      <w:proofErr w:type="spellEnd"/>
+      <w:r>
+        <w:rPr>
+          <w:rFonts w:ascii="Times New Roman" w:hAnsi="Times New Roman" w:cs="Times New Roman"/>
+          <w:sz w:val="28"/>
+          <w:szCs w:val="28"/>
+        </w:rPr>
+        <w:t xml:space="preserve"> </w:t>
+      </w:r>
+      <w:r>
+        <w:rPr>
+          <w:rFonts w:ascii="Times New Roman" w:hAnsi="Times New Roman" w:cs="Times New Roman"/>
+          <w:sz w:val="28"/>
+          <w:szCs w:val="28"/>
+        </w:rPr>
+        <w:t>с</w:t>
+      </w:r>
+      <w:r>
+        <w:rPr>
+          <w:rFonts w:ascii="Times New Roman" w:hAnsi="Times New Roman" w:cs="Times New Roman"/>
+          <w:sz w:val="28"/>
+          <w:szCs w:val="28"/>
+        </w:rPr>
+        <w:t>овпада</w:t>
+      </w:r>
+      <w:r>
+        <w:rPr>
+          <w:rFonts w:ascii="Times New Roman" w:hAnsi="Times New Roman" w:cs="Times New Roman"/>
+          <w:sz w:val="28"/>
+          <w:szCs w:val="28"/>
+        </w:rPr>
+        <w:t>е</w:t>
+      </w:r>
+      <w:r>
+        <w:rPr>
+          <w:rFonts w:ascii="Times New Roman" w:hAnsi="Times New Roman" w:cs="Times New Roman"/>
+          <w:sz w:val="28"/>
+          <w:szCs w:val="28"/>
+        </w:rPr>
+        <w:t>т</w:t>
+      </w:r>
+      <w:r>
+        <w:rPr>
+          <w:rFonts w:ascii="Times New Roman" w:hAnsi="Times New Roman" w:cs="Times New Roman"/>
+          <w:sz w:val="28"/>
+          <w:szCs w:val="28"/>
+        </w:rPr>
+        <w:t>.</w:t>
       </w:r>
     </w:p>
     <w:p>
@@ -5149,16 +5223,33 @@
           <w:rFonts w:ascii="Times New Roman" w:hAnsi="Times New Roman" w:cs="Times New Roman"/>
           <w:sz w:val="28"/>
           <w:szCs w:val="28"/>
-          <w:lang w:val="en-US"/>
         </w:rPr>
       </w:pPr>
-      <w:r>
-        <w:rPr>
-          <w:rFonts w:ascii="Times New Roman" w:hAnsi="Times New Roman" w:cs="Times New Roman"/>
-          <w:sz w:val="28"/>
-          <w:szCs w:val="28"/>
-        </w:rPr>
-        <w:t>Что видит PathPing, а каждом Tracert – нет? – % потерь пакетов и среднюю задержку на участке.</w:t>
+      <w:proofErr w:type="spellStart"/>
+      <w:r>
+        <w:rPr>
+          <w:rFonts w:ascii="Times New Roman" w:hAnsi="Times New Roman" w:cs="Times New Roman"/>
+          <w:sz w:val="28"/>
+          <w:szCs w:val="28"/>
+        </w:rPr>
+        <w:t>PathPing</w:t>
+      </w:r>
+      <w:proofErr w:type="spellEnd"/>
+      <w:r>
+        <w:rPr>
+          <w:rFonts w:ascii="Times New Roman" w:hAnsi="Times New Roman" w:cs="Times New Roman"/>
+          <w:sz w:val="28"/>
+          <w:szCs w:val="28"/>
+        </w:rPr>
+        <w:t xml:space="preserve"> </w:t>
+      </w:r>
+      <w:r>
+        <w:rPr>
+          <w:rFonts w:ascii="Times New Roman" w:hAnsi="Times New Roman" w:cs="Times New Roman"/>
+          <w:sz w:val="28"/>
+          <w:szCs w:val="28"/>
+        </w:rPr>
+        <w:t>видит % потерь пакетов и среднюю задержку на участке.</w:t>
       </w:r>
     </w:p>
     <w:p>
@@ -5168,16 +5259,25 @@
           <w:rFonts w:ascii="Times New Roman" w:hAnsi="Times New Roman" w:cs="Times New Roman"/>
           <w:sz w:val="28"/>
           <w:szCs w:val="28"/>
-          <w:lang w:val="en-US"/>
         </w:rPr>
       </w:pPr>
-      <w:r>
-        <w:rPr>
-          <w:rFonts w:ascii="Times New Roman" w:hAnsi="Times New Roman" w:cs="Times New Roman"/>
-          <w:sz w:val="28"/>
-          <w:szCs w:val="28"/>
-        </w:rPr>
-        <w:t>PathPing до проблемного узла (хоп 8):</w:t>
+      <w:proofErr w:type="spellStart"/>
+      <w:r>
+        <w:rPr>
+          <w:rFonts w:ascii="Times New Roman" w:hAnsi="Times New Roman" w:cs="Times New Roman"/>
+          <w:sz w:val="28"/>
+          <w:szCs w:val="28"/>
+        </w:rPr>
+        <w:t>PathPing</w:t>
+      </w:r>
+      <w:proofErr w:type="spellEnd"/>
+      <w:r>
+        <w:rPr>
+          <w:rFonts w:ascii="Times New Roman" w:hAnsi="Times New Roman" w:cs="Times New Roman"/>
+          <w:sz w:val="28"/>
+          <w:szCs w:val="28"/>
+        </w:rPr>
+        <w:t xml:space="preserve"> до проблемного узла:</w:t>
       </w:r>
     </w:p>
     <w:p>
@@ -5191,7 +5291,6 @@
           <w:rFonts w:ascii="Times New Roman" w:hAnsi="Times New Roman" w:cs="Times New Roman"/>
           <w:sz w:val="28"/>
           <w:szCs w:val="28"/>
-          <w:lang w:val="en-US"/>
         </w:rPr>
       </w:pPr>
       <w:r>
@@ -5200,7 +5299,23 @@
           <w:sz w:val="28"/>
           <w:szCs w:val="28"/>
         </w:rPr>
-        <w:t>Потери уменьшаются?  Если да, проблема после узла.</w:t>
+        <w:t>Потери у</w:t>
+      </w:r>
+      <w:r>
+        <w:rPr>
+          <w:rFonts w:ascii="Times New Roman" w:hAnsi="Times New Roman" w:cs="Times New Roman"/>
+          <w:sz w:val="28"/>
+          <w:szCs w:val="28"/>
+        </w:rPr>
+        <w:t>величиваются</w:t>
+      </w:r>
+      <w:r>
+        <w:rPr>
+          <w:rFonts w:ascii="Times New Roman" w:hAnsi="Times New Roman" w:cs="Times New Roman"/>
+          <w:sz w:val="28"/>
+          <w:szCs w:val="28"/>
+        </w:rPr>
+        <w:t>.</w:t>
       </w:r>
     </w:p>
     <w:p>
@@ -5223,7 +5338,23 @@
           <w:sz w:val="28"/>
           <w:szCs w:val="28"/>
         </w:rPr>
-        <w:t>Проблемы начинаются после узла 8.</w:t>
+        <w:t>Проблемы начинаются после</w:t>
+      </w:r>
+      <w:r>
+        <w:rPr>
+          <w:rFonts w:ascii="Times New Roman" w:hAnsi="Times New Roman" w:cs="Times New Roman"/>
+          <w:sz w:val="28"/>
+          <w:szCs w:val="28"/>
+        </w:rPr>
+        <w:t xml:space="preserve"> 8</w:t>
+      </w:r>
+      <w:r>
+        <w:rPr>
+          <w:rFonts w:ascii="Times New Roman" w:hAnsi="Times New Roman" w:cs="Times New Roman"/>
+          <w:sz w:val="28"/>
+          <w:szCs w:val="28"/>
+        </w:rPr>
+        <w:t xml:space="preserve"> узла.</w:t>
       </w:r>
     </w:p>
     <w:p>
@@ -5235,30 +5366,36 @@
           <w:szCs w:val="28"/>
         </w:rPr>
       </w:pPr>
-      <w:r>
-        <w:rPr>
-          <w:rFonts w:ascii="Times New Roman" w:hAnsi="Times New Roman" w:cs="Times New Roman"/>
-          <w:sz w:val="28"/>
-          <w:szCs w:val="28"/>
-        </w:rPr>
-        <w:t>Преимущество PathPing</w:t>
-      </w:r>
-      <w:r>
-        <w:rPr>
-          <w:rFonts w:ascii="Times New Roman" w:hAnsi="Times New Roman" w:cs="Times New Roman"/>
-          <w:sz w:val="28"/>
-          <w:szCs w:val="28"/>
-        </w:rPr>
-        <w:t>: позволяет</w:t>
-      </w:r>
-      <w:r>
-        <w:rPr>
-          <w:rFonts w:ascii="Times New Roman" w:hAnsi="Times New Roman" w:cs="Times New Roman"/>
-          <w:sz w:val="28"/>
-          <w:szCs w:val="28"/>
-        </w:rPr>
-        <w:t xml:space="preserve"> точно определить проблемный сегмент сети по статистике потерь и задержек.</w:t>
-      </w:r>
+      <w:proofErr w:type="spellStart"/>
+      <w:r>
+        <w:rPr>
+          <w:rFonts w:ascii="Times New Roman" w:hAnsi="Times New Roman" w:cs="Times New Roman"/>
+          <w:sz w:val="28"/>
+          <w:szCs w:val="28"/>
+        </w:rPr>
+        <w:t>PathPing</w:t>
+      </w:r>
+      <w:proofErr w:type="spellEnd"/>
+      <w:r>
+        <w:rPr>
+          <w:rFonts w:ascii="Times New Roman" w:hAnsi="Times New Roman" w:cs="Times New Roman"/>
+          <w:sz w:val="28"/>
+          <w:szCs w:val="28"/>
+        </w:rPr>
+        <w:t xml:space="preserve"> позволяет точно определить проблемный сегмент сети по статистике потерь и </w:t>
+      </w:r>
+      <w:proofErr w:type="gramStart"/>
+      <w:r>
+        <w:rPr>
+          <w:rFonts w:ascii="Times New Roman" w:hAnsi="Times New Roman" w:cs="Times New Roman"/>
+          <w:sz w:val="28"/>
+          <w:szCs w:val="28"/>
+        </w:rPr>
+        <w:t>задержек.</w:t>
+      </w:r>
+      <w:bookmarkStart w:id="0" w:name="_GoBack"/>
+      <w:bookmarkEnd w:id="0"/>
+      <w:proofErr w:type="gramEnd"/>
     </w:p>
     <w:sectPr>
       <w:pgSz w:w="11906" w:h="16838"/>
@@ -5271,7 +5408,7 @@
 </file>
 
 <file path=word/numbering.xml><?xml version="1.0" encoding="utf-8"?>
-<w:numbering xmlns:wpc="http://schemas.microsoft.com/office/word/2010/wordprocessingCanvas" xmlns:cx="http://schemas.microsoft.com/office/drawing/2014/chartex" xmlns:cx1="http://schemas.microsoft.com/office/drawing/2015/9/8/chartex" xmlns:cx2="http://schemas.microsoft.com/office/drawing/2015/10/21/chartex" xmlns:cx3="http://schemas.microsoft.com/office/drawing/2016/5/9/chartex" xmlns:cx4="http://schemas.microsoft.com/office/drawing/2016/5/10/chartex" xmlns:cx5="http://schemas.microsoft.com/office/drawing/2016/5/11/chartex" xmlns:cx6="http://schemas.microsoft.com/office/drawing/2016/5/12/chartex" xmlns:cx7="http://schemas.microsoft.com/office/drawing/2016/5/13/chartex" xmlns:cx8="http://schemas.microsoft.com/office/drawing/2016/5/14/chartex" xmlns:mc="http://schemas.openxmlformats.org/markup-compatibility/2006" xmlns:aink="http://schemas.microsoft.com/office/drawing/2016/ink" xmlns:am3d="http://schemas.microsoft.com/office/drawing/2017/model3d" xmlns:o="urn:schemas-microsoft-com:office:office" xmlns:oel="http://schemas.microsoft.com/office/2019/extlst" xmlns:r="http://schemas.openxmlformats.org/officeDocument/2006/relationships" xmlns:m="http://schemas.openxmlformats.org/officeDocument/2006/math" xmlns:v="urn:schemas-microsoft-com:vml" xmlns:wp14="http://schemas.microsoft.com/office/word/2010/wordprocessingDrawing" xmlns:wp="http://schemas.openxmlformats.org/drawingml/2006/wordprocessingDrawing" xmlns:w10="urn:schemas-microsoft-com:office:word" xmlns:w="http://schemas.openxmlformats.org/wordprocessingml/2006/main" xmlns:w14="http://schemas.microsoft.com/office/word/2010/wordml" xmlns:w15="http://schemas.microsoft.com/office/word/2012/wordml" xmlns:w16cex="http://schemas.microsoft.com/office/word/2018/wordml/cex" xmlns:w16cid="http://schemas.microsoft.com/office/word/2016/wordml/cid" xmlns:w16="http://schemas.microsoft.com/office/word/2018/wordml" xmlns:w16du="http://schemas.microsoft.com/office/word/2023/wordml/word16du" xmlns:w16sdtdh="http://schemas.microsoft.com/office/word/2020/wordml/sdtdatahash" xmlns:w16sdtfl="http://schemas.microsoft.com/office/word/2024/wordml/sdtformatlock" xmlns:w16se="http://schemas.microsoft.com/office/word/2015/wordml/symex" xmlns:wpg="http://schemas.microsoft.com/office/word/2010/wordprocessingGroup" xmlns:wpi="http://schemas.microsoft.com/office/word/2010/wordprocessingInk" xmlns:wne="http://schemas.microsoft.com/office/word/2006/wordml" xmlns:wps="http://schemas.microsoft.com/office/word/2010/wordprocessingShape" mc:Ignorable="w14 w15 w16se w16cid w16 w16cex w16sdtdh w16sdtfl w16du wp14">
+<w:numbering xmlns:wpc="http://schemas.microsoft.com/office/word/2010/wordprocessingCanvas" xmlns:cx="http://schemas.microsoft.com/office/drawing/2014/chartex" xmlns:cx1="http://schemas.microsoft.com/office/drawing/2015/9/8/chartex" xmlns:cx2="http://schemas.microsoft.com/office/drawing/2015/10/21/chartex" xmlns:cx3="http://schemas.microsoft.com/office/drawing/2016/5/9/chartex" xmlns:cx4="http://schemas.microsoft.com/office/drawing/2016/5/10/chartex" xmlns:cx5="http://schemas.microsoft.com/office/drawing/2016/5/11/chartex" xmlns:cx6="http://schemas.microsoft.com/office/drawing/2016/5/12/chartex" xmlns:cx7="http://schemas.microsoft.com/office/drawing/2016/5/13/chartex" xmlns:cx8="http://schemas.microsoft.com/office/drawing/2016/5/14/chartex" xmlns:mc="http://schemas.openxmlformats.org/markup-compatibility/2006" xmlns:aink="http://schemas.microsoft.com/office/drawing/2016/ink" xmlns:am3d="http://schemas.microsoft.com/office/drawing/2017/model3d" xmlns:o="urn:schemas-microsoft-com:office:office" xmlns:r="http://schemas.openxmlformats.org/officeDocument/2006/relationships" xmlns:m="http://schemas.openxmlformats.org/officeDocument/2006/math" xmlns:v="urn:schemas-microsoft-com:vml" xmlns:wp14="http://schemas.microsoft.com/office/word/2010/wordprocessingDrawing" xmlns:wp="http://schemas.openxmlformats.org/drawingml/2006/wordprocessingDrawing" xmlns:w10="urn:schemas-microsoft-com:office:word" xmlns:w="http://schemas.openxmlformats.org/wordprocessingml/2006/main" xmlns:w14="http://schemas.microsoft.com/office/word/2010/wordml" xmlns:w15="http://schemas.microsoft.com/office/word/2012/wordml" xmlns:w16cid="http://schemas.microsoft.com/office/word/2016/wordml/cid" xmlns:w16se="http://schemas.microsoft.com/office/word/2015/wordml/symex" xmlns:wpg="http://schemas.microsoft.com/office/word/2010/wordprocessingGroup" xmlns:wpi="http://schemas.microsoft.com/office/word/2010/wordprocessingInk" xmlns:wne="http://schemas.microsoft.com/office/word/2006/wordml" xmlns:wps="http://schemas.microsoft.com/office/word/2010/wordprocessingShape" mc:Ignorable="w14 w15 w16se w16cid wp14">
   <w:abstractNum w:abstractNumId="0" w15:restartNumberingAfterBreak="0">
     <w:nsid w:val="02BD3B8A"/>
     <w:multiLevelType w:val="hybridMultilevel"/>
@@ -5534,17 +5671,17 @@
       </w:rPr>
     </w:lvl>
   </w:abstractNum>
-  <w:num w:numId="1" w16cid:durableId="555823729">
+  <w:num w:numId="1">
     <w:abstractNumId w:val="1"/>
   </w:num>
-  <w:num w:numId="2" w16cid:durableId="988943564">
+  <w:num w:numId="2">
     <w:abstractNumId w:val="0"/>
   </w:num>
 </w:numbering>
 </file>
 
 <file path=word/styles.xml><?xml version="1.0" encoding="utf-8"?>
-<w:styles xmlns:mc="http://schemas.openxmlformats.org/markup-compatibility/2006" xmlns:r="http://schemas.openxmlformats.org/officeDocument/2006/relationships" xmlns:w="http://schemas.openxmlformats.org/wordprocessingml/2006/main" xmlns:w14="http://schemas.microsoft.com/office/word/2010/wordml" xmlns:w15="http://schemas.microsoft.com/office/word/2012/wordml" xmlns:w16cex="http://schemas.microsoft.com/office/word/2018/wordml/cex" xmlns:w16cid="http://schemas.microsoft.com/office/word/2016/wordml/cid" xmlns:w16="http://schemas.microsoft.com/office/word/2018/wordml" xmlns:w16du="http://schemas.microsoft.com/office/word/2023/wordml/word16du" xmlns:w16sdtdh="http://schemas.microsoft.com/office/word/2020/wordml/sdtdatahash" xmlns:w16sdtfl="http://schemas.microsoft.com/office/word/2024/wordml/sdtformatlock" xmlns:w16se="http://schemas.microsoft.com/office/word/2015/wordml/symex" mc:Ignorable="w14 w15 w16se w16cid w16 w16cex w16sdtdh w16sdtfl w16du">
+<w:styles xmlns:mc="http://schemas.openxmlformats.org/markup-compatibility/2006" xmlns:r="http://schemas.openxmlformats.org/officeDocument/2006/relationships" xmlns:w="http://schemas.openxmlformats.org/wordprocessingml/2006/main" xmlns:w14="http://schemas.microsoft.com/office/word/2010/wordml" xmlns:w15="http://schemas.microsoft.com/office/word/2012/wordml" xmlns:w16cid="http://schemas.microsoft.com/office/word/2016/wordml/cid" xmlns:w16se="http://schemas.microsoft.com/office/word/2015/wordml/symex" mc:Ignorable="w14 w15 w16se w16cid">
   <w:docDefaults>
     <w:rPrDefault>
       <w:rPr>
@@ -5562,7 +5699,7 @@
       </w:pPr>
     </w:pPrDefault>
   </w:docDefaults>
-  <w:latentStyles w:defLockedState="0" w:defUIPriority="99" w:defSemiHidden="0" w:defUnhideWhenUsed="0" w:defQFormat="0" w:count="376">
+  <w:latentStyles w:defLockedState="0" w:defUIPriority="99" w:defSemiHidden="0" w:defUnhideWhenUsed="0" w:defQFormat="0" w:count="375">
     <w:lsdException w:name="Normal" w:uiPriority="0" w:qFormat="1"/>
     <w:lsdException w:name="heading 1" w:uiPriority="9" w:qFormat="1"/>
     <w:lsdException w:name="heading 2" w:semiHidden="1" w:uiPriority="9" w:unhideWhenUsed="1" w:qFormat="1"/>
@@ -5938,7 +6075,6 @@
     <w:lsdException w:name="Smart Hyperlink" w:semiHidden="1" w:unhideWhenUsed="1"/>
     <w:lsdException w:name="Hashtag" w:semiHidden="1" w:unhideWhenUsed="1"/>
     <w:lsdException w:name="Unresolved Mention" w:semiHidden="1" w:unhideWhenUsed="1"/>
-    <w:lsdException w:name="Smart Link" w:semiHidden="1" w:unhideWhenUsed="1"/>
   </w:latentStyles>
   <w:style w:type="paragraph" w:default="1" w:styleId="a">
     <w:name w:val="Normal"/>
@@ -6147,6 +6283,7 @@
   <w:style w:type="character" w:default="1" w:styleId="a0">
     <w:name w:val="Default Paragraph Font"/>
     <w:uiPriority w:val="1"/>
+    <w:semiHidden/>
     <w:unhideWhenUsed/>
   </w:style>
   <w:style w:type="table" w:default="1" w:styleId="a1">
